--- a/HealthCheckAI/wwwroot/uploads/3.docx
+++ b/HealthCheckAI/wwwroot/uploads/3.docx
@@ -2,909 +2,894 @@
 <file path=word/document.xml><?xml version="1.0" encoding="utf-8"?>
 <w:document xmlns:wpc="http://schemas.microsoft.com/office/word/2010/wordprocessingCanvas" xmlns:cx="http://schemas.microsoft.com/office/drawing/2014/chartex" xmlns:cx1="http://schemas.microsoft.com/office/drawing/2015/9/8/chartex" xmlns:cx2="http://schemas.microsoft.com/office/drawing/2015/10/21/chartex" xmlns:cx3="http://schemas.microsoft.com/office/drawing/2016/5/9/chartex" xmlns:cx4="http://schemas.microsoft.com/office/drawing/2016/5/10/chartex" xmlns:cx5="http://schemas.microsoft.com/office/drawing/2016/5/11/chartex" xmlns:cx6="http://schemas.microsoft.com/office/drawing/2016/5/12/chartex" xmlns:cx7="http://schemas.microsoft.com/office/drawing/2016/5/13/chartex" xmlns:cx8="http://schemas.microsoft.com/office/drawing/2016/5/14/chartex" xmlns:mc="http://schemas.openxmlformats.org/markup-compatibility/2006" xmlns:aink="http://schemas.microsoft.com/office/drawing/2016/ink" xmlns:am3d="http://schemas.microsoft.com/office/drawing/2017/model3d" xmlns:o="urn:schemas-microsoft-com:office:office" xmlns:oel="http://schemas.microsoft.com/office/2019/extlst" xmlns:r="http://schemas.openxmlformats.org/officeDocument/2006/relationships" xmlns:m="http://schemas.openxmlformats.org/officeDocument/2006/math" xmlns:v="urn:schemas-microsoft-com:vml" xmlns:wp14="http://schemas.microsoft.com/office/word/2010/wordprocessingDrawing" xmlns:wp="http://schemas.openxmlformats.org/drawingml/2006/wordprocessingDrawing" xmlns:w10="urn:schemas-microsoft-com:office:word" xmlns:w="http://schemas.openxmlformats.org/wordprocessingml/2006/main" xmlns:w14="http://schemas.microsoft.com/office/word/2010/wordml" xmlns:w15="http://schemas.microsoft.com/office/word/2012/wordml" xmlns:w16cex="http://schemas.microsoft.com/office/word/2018/wordml/cex" xmlns:w16cid="http://schemas.microsoft.com/office/word/2016/wordml/cid" xmlns:w16="http://schemas.microsoft.com/office/word/2018/wordml" xmlns:w16du="http://schemas.microsoft.com/office/word/2023/wordml/word16du" xmlns:w16sdtdh="http://schemas.microsoft.com/office/word/2020/wordml/sdtdatahash" xmlns:w16sdtfl="http://schemas.microsoft.com/office/word/2024/wordml/sdtformatlock" xmlns:w16se="http://schemas.microsoft.com/office/word/2015/wordml/symex" xmlns:wpg="http://schemas.microsoft.com/office/word/2010/wordprocessingGroup" xmlns:wpi="http://schemas.microsoft.com/office/word/2010/wordprocessingInk" xmlns:wne="http://schemas.microsoft.com/office/word/2006/wordml" xmlns:wps="http://schemas.microsoft.com/office/word/2010/wordprocessingShape" mc:Ignorable="w14 w15 w16se w16cid w16 w16cex w16sdtdh w16sdtfl w16du wp14">
   <w:body>
+    <w:p>
+      <w:r>
+        <w:rPr>
+          <w:rFonts w:hint="eastAsia"/>
+        </w:rPr>
+        <w:t>系統體格檢查表（</w:t>
+      </w:r>
+      <w:r>
+        <w:rPr>
+          <w:b/>
+          <w:bCs/>
+        </w:rPr>
+        <w:t>Physical Examination</w:t>
+      </w:r>
+      <w:r>
+        <w:rPr>
+          <w:rFonts w:hint="eastAsia"/>
+        </w:rPr>
+        <w:t>）</w:t>
+      </w:r>
+      <w:r>
+        <w:t>   </w:t>
+      </w:r>
+    </w:p>
     <w:tbl>
       <w:tblPr>
-        <w:tblW w:w="5000" w:type="pct"/>
+        <w:tblW w:w="0" w:type="dxa"/>
+        <w:tblInd w:w="1545" w:type="dxa"/>
+        <w:tblBorders>
+          <w:top w:val="outset" w:sz="6" w:space="0" w:color="auto"/>
+          <w:left w:val="outset" w:sz="6" w:space="0" w:color="auto"/>
+          <w:bottom w:val="outset" w:sz="6" w:space="0" w:color="auto"/>
+          <w:right w:val="outset" w:sz="6" w:space="0" w:color="auto"/>
+        </w:tblBorders>
         <w:tblCellMar>
-          <w:top w:w="15" w:type="dxa"/>
-          <w:left w:w="15" w:type="dxa"/>
-          <w:bottom w:w="15" w:type="dxa"/>
-          <w:right w:w="15" w:type="dxa"/>
+          <w:left w:w="0" w:type="dxa"/>
+          <w:right w:w="0" w:type="dxa"/>
         </w:tblCellMar>
         <w:tblLook w:val="04A0" w:firstRow="1" w:lastRow="0" w:firstColumn="1" w:lastColumn="0" w:noHBand="0" w:noVBand="1"/>
       </w:tblPr>
       <w:tblGrid>
-        <w:gridCol w:w="8306"/>
+        <w:gridCol w:w="2537"/>
+        <w:gridCol w:w="2093"/>
+        <w:gridCol w:w="2115"/>
       </w:tblGrid>
       <w:tr>
         <w:trPr>
-          <w:trHeight w:val="750"/>
-          <w:tblHeader/>
+          <w:trHeight w:val="630"/>
         </w:trPr>
         <w:tc>
           <w:tcPr>
-            <w:tcW w:w="9258" w:type="dxa"/>
+            <w:tcW w:w="3300" w:type="dxa"/>
+            <w:tcBorders>
+              <w:top w:val="single" w:sz="6" w:space="0" w:color="000000"/>
+              <w:left w:val="single" w:sz="6" w:space="0" w:color="000000"/>
+              <w:bottom w:val="single" w:sz="6" w:space="0" w:color="000000"/>
+              <w:right w:val="single" w:sz="6" w:space="0" w:color="000000"/>
+            </w:tcBorders>
             <w:vAlign w:val="center"/>
+            <w:hideMark/>
           </w:tcPr>
           <w:p>
-            <w:pPr>
-              <w:rPr>
-                <w:b/>
-                <w:bCs/>
-              </w:rPr>
-            </w:pPr>
-            <w:r>
-              <w:rPr>
-                <w:b/>
-                <w:bCs/>
-                <w:sz w:val="32"/>
-                <w:szCs w:val="32"/>
-              </w:rPr>
-              <w:t>眼科檢查</w:t>
-            </w:r>
-            <w:r>
-              <w:rPr>
-                <w:b/>
-                <w:bCs/>
-              </w:rPr>
-              <w:t xml:space="preserve"> </w:t>
+            <w:r>
+              <w:t> </w:t>
+            </w:r>
+            <w:r>
+              <w:rPr>
+                <w:rFonts w:hint="eastAsia"/>
+              </w:rPr>
+              <w:t>項目</w:t>
+            </w:r>
+            <w:r>
+              <w:t>  </w:t>
+            </w:r>
+          </w:p>
+        </w:tc>
+        <w:tc>
+          <w:tcPr>
+            <w:tcW w:w="3015" w:type="dxa"/>
+            <w:tcBorders>
+              <w:top w:val="single" w:sz="6" w:space="0" w:color="000000"/>
+              <w:left w:val="single" w:sz="6" w:space="0" w:color="000000"/>
+              <w:bottom w:val="single" w:sz="6" w:space="0" w:color="000000"/>
+              <w:right w:val="single" w:sz="6" w:space="0" w:color="000000"/>
+            </w:tcBorders>
+            <w:vAlign w:val="center"/>
+            <w:hideMark/>
+          </w:tcPr>
+          <w:p>
+            <w:r>
+              <w:rPr>
+                <w:rFonts w:hint="eastAsia"/>
+              </w:rPr>
+              <w:t>結果</w:t>
+            </w:r>
+            <w:r>
+              <w:t>  </w:t>
+            </w:r>
+          </w:p>
+        </w:tc>
+        <w:tc>
+          <w:tcPr>
+            <w:tcW w:w="3105" w:type="dxa"/>
+            <w:tcBorders>
+              <w:top w:val="single" w:sz="6" w:space="0" w:color="000000"/>
+              <w:left w:val="single" w:sz="6" w:space="0" w:color="000000"/>
+              <w:bottom w:val="single" w:sz="6" w:space="0" w:color="000000"/>
+              <w:right w:val="single" w:sz="6" w:space="0" w:color="000000"/>
+            </w:tcBorders>
+            <w:vAlign w:val="center"/>
+            <w:hideMark/>
+          </w:tcPr>
+          <w:p>
+            <w:r>
+              <w:rPr>
+                <w:rFonts w:hint="eastAsia"/>
+              </w:rPr>
+              <w:t>參考值</w:t>
+            </w:r>
+            <w:r>
+              <w:t>  </w:t>
             </w:r>
           </w:p>
         </w:tc>
       </w:tr>
       <w:tr>
+        <w:trPr>
+          <w:trHeight w:val="660"/>
+        </w:trPr>
         <w:tc>
           <w:tcPr>
-            <w:tcW w:w="9258" w:type="dxa"/>
+            <w:tcW w:w="3300" w:type="dxa"/>
+            <w:tcBorders>
+              <w:top w:val="single" w:sz="6" w:space="0" w:color="000000"/>
+              <w:left w:val="single" w:sz="6" w:space="0" w:color="000000"/>
+              <w:bottom w:val="single" w:sz="6" w:space="0" w:color="000000"/>
+              <w:right w:val="single" w:sz="6" w:space="0" w:color="000000"/>
+            </w:tcBorders>
+            <w:hideMark/>
+          </w:tcPr>
+          <w:p>
+            <w:r>
+              <w:rPr>
+                <w:rFonts w:hint="eastAsia"/>
+              </w:rPr>
+              <w:t>身高</w:t>
+            </w:r>
+            <w:r>
+              <w:t>  </w:t>
+            </w:r>
+          </w:p>
+          <w:p>
+            <w:r>
+              <w:rPr>
+                <w:rFonts w:hint="eastAsia"/>
+              </w:rPr>
+              <w:t>（</w:t>
+            </w:r>
+            <w:r>
+              <w:t>Body height </w:t>
+            </w:r>
+            <w:r>
+              <w:rPr>
+                <w:rFonts w:hint="eastAsia"/>
+              </w:rPr>
+              <w:t>）</w:t>
+            </w:r>
+            <w:r>
+              <w:t>  </w:t>
+            </w:r>
+          </w:p>
+        </w:tc>
+        <w:tc>
+          <w:tcPr>
+            <w:tcW w:w="3015" w:type="dxa"/>
+            <w:tcBorders>
+              <w:top w:val="single" w:sz="6" w:space="0" w:color="000000"/>
+              <w:left w:val="single" w:sz="6" w:space="0" w:color="000000"/>
+              <w:bottom w:val="single" w:sz="6" w:space="0" w:color="000000"/>
+              <w:right w:val="single" w:sz="6" w:space="0" w:color="000000"/>
+            </w:tcBorders>
             <w:vAlign w:val="center"/>
+            <w:hideMark/>
           </w:tcPr>
-          <w:tbl>
-            <w:tblPr>
-              <w:tblW w:w="4500" w:type="pct"/>
-              <w:tblBorders>
-                <w:top w:val="single" w:sz="6" w:space="0" w:color="000000"/>
-                <w:left w:val="single" w:sz="6" w:space="0" w:color="000000"/>
-                <w:bottom w:val="single" w:sz="6" w:space="0" w:color="000000"/>
-                <w:right w:val="single" w:sz="6" w:space="0" w:color="000000"/>
-                <w:insideH w:val="single" w:sz="6" w:space="0" w:color="000000"/>
-                <w:insideV w:val="single" w:sz="6" w:space="0" w:color="000000"/>
-              </w:tblBorders>
-              <w:tblCellMar>
-                <w:top w:w="15" w:type="dxa"/>
-                <w:left w:w="15" w:type="dxa"/>
-                <w:bottom w:w="15" w:type="dxa"/>
-                <w:right w:w="15" w:type="dxa"/>
-              </w:tblCellMar>
-              <w:tblLook w:val="04A0" w:firstRow="1" w:lastRow="0" w:firstColumn="1" w:lastColumn="0" w:noHBand="0" w:noVBand="1"/>
-            </w:tblPr>
-            <w:tblGrid>
-              <w:gridCol w:w="657"/>
-              <w:gridCol w:w="1252"/>
-              <w:gridCol w:w="1238"/>
-              <w:gridCol w:w="1353"/>
-              <w:gridCol w:w="1272"/>
-              <w:gridCol w:w="714"/>
-              <w:gridCol w:w="948"/>
-            </w:tblGrid>
-            <w:tr>
-              <w:tc>
-                <w:tcPr>
-                  <w:tcW w:w="729" w:type="dxa"/>
-                  <w:tcBorders>
-                    <w:top w:val="single" w:sz="6" w:space="0" w:color="000000"/>
-                    <w:left w:val="single" w:sz="6" w:space="0" w:color="000000"/>
-                    <w:bottom w:val="single" w:sz="6" w:space="0" w:color="000000"/>
-                    <w:right w:val="single" w:sz="6" w:space="0" w:color="000000"/>
-                  </w:tcBorders>
-                  <w:vAlign w:val="center"/>
-                </w:tcPr>
-                <w:p>
-                  <w:pPr>
-                    <w:spacing w:line="360" w:lineRule="auto"/>
-                    <w:jc w:val="center"/>
-                  </w:pPr>
-                  <w:r>
-                    <w:t> </w:t>
-                  </w:r>
-                </w:p>
-              </w:tc>
-              <w:tc>
-                <w:tcPr>
-                  <w:tcW w:w="1416" w:type="dxa"/>
-                  <w:tcBorders>
-                    <w:top w:val="single" w:sz="6" w:space="0" w:color="000000"/>
-                  </w:tcBorders>
-                  <w:vAlign w:val="center"/>
-                </w:tcPr>
-                <w:p>
-                  <w:pPr>
-                    <w:spacing w:line="360" w:lineRule="auto"/>
-                    <w:jc w:val="center"/>
-                  </w:pPr>
-                  <w:proofErr w:type="gramStart"/>
-                  <w:r>
-                    <w:rPr>
-                      <w:rStyle w:val="ae"/>
-                    </w:rPr>
-                    <w:t>視力裸視</w:t>
-                  </w:r>
-                  <w:proofErr w:type="gramEnd"/>
-                </w:p>
-              </w:tc>
-              <w:tc>
-                <w:tcPr>
-                  <w:tcW w:w="1416" w:type="dxa"/>
-                  <w:tcBorders>
-                    <w:top w:val="single" w:sz="6" w:space="0" w:color="000000"/>
-                    <w:left w:val="single" w:sz="6" w:space="0" w:color="000000"/>
-                    <w:bottom w:val="single" w:sz="6" w:space="0" w:color="000000"/>
-                    <w:right w:val="single" w:sz="6" w:space="0" w:color="000000"/>
-                  </w:tcBorders>
-                  <w:vAlign w:val="center"/>
-                </w:tcPr>
-                <w:p>
-                  <w:pPr>
-                    <w:spacing w:line="360" w:lineRule="auto"/>
-                    <w:jc w:val="center"/>
-                  </w:pPr>
-                  <w:r>
-                    <w:rPr>
-                      <w:rStyle w:val="ae"/>
-                    </w:rPr>
-                    <w:t>矯正視力</w:t>
-                  </w:r>
-                </w:p>
-              </w:tc>
-              <w:tc>
-                <w:tcPr>
-                  <w:tcW w:w="1499" w:type="dxa"/>
-                  <w:tcBorders>
-                    <w:top w:val="single" w:sz="6" w:space="0" w:color="000000"/>
-                  </w:tcBorders>
-                  <w:vAlign w:val="center"/>
-                </w:tcPr>
-                <w:p>
-                  <w:pPr>
-                    <w:spacing w:line="360" w:lineRule="auto"/>
-                    <w:jc w:val="center"/>
-                  </w:pPr>
-                  <w:r>
-                    <w:rPr>
-                      <w:rStyle w:val="ae"/>
-                    </w:rPr>
-                    <w:t>眼壓</w:t>
-                  </w:r>
-                  <w:r>
-                    <w:rPr>
-                      <w:rStyle w:val="ae"/>
-                    </w:rPr>
-                    <w:t>(&lt;21)</w:t>
-                  </w:r>
-                </w:p>
-              </w:tc>
-              <w:tc>
-                <w:tcPr>
-                  <w:tcW w:w="1416" w:type="dxa"/>
-                  <w:tcBorders>
-                    <w:top w:val="single" w:sz="6" w:space="0" w:color="000000"/>
-                    <w:left w:val="single" w:sz="6" w:space="0" w:color="000000"/>
-                    <w:bottom w:val="single" w:sz="6" w:space="0" w:color="000000"/>
-                    <w:right w:val="single" w:sz="6" w:space="0" w:color="000000"/>
-                  </w:tcBorders>
-                  <w:vAlign w:val="center"/>
-                </w:tcPr>
-                <w:p>
-                  <w:pPr>
-                    <w:spacing w:line="360" w:lineRule="auto"/>
-                    <w:jc w:val="center"/>
-                  </w:pPr>
-                  <w:r>
-                    <w:rPr>
-                      <w:rStyle w:val="ae"/>
-                    </w:rPr>
-                    <w:t>電腦驗光</w:t>
-                  </w:r>
-                </w:p>
-              </w:tc>
-              <w:tc>
-                <w:tcPr>
-                  <w:tcW w:w="756" w:type="dxa"/>
-                  <w:tcBorders>
-                    <w:top w:val="single" w:sz="6" w:space="0" w:color="000000"/>
-                    <w:left w:val="single" w:sz="6" w:space="0" w:color="000000"/>
-                    <w:bottom w:val="single" w:sz="6" w:space="0" w:color="000000"/>
-                    <w:right w:val="single" w:sz="6" w:space="0" w:color="000000"/>
-                  </w:tcBorders>
-                  <w:vAlign w:val="center"/>
-                </w:tcPr>
-                <w:p>
-                  <w:pPr>
-                    <w:spacing w:line="360" w:lineRule="auto"/>
-                    <w:jc w:val="center"/>
-                  </w:pPr>
-                  <w:r>
-                    <w:rPr>
-                      <w:rStyle w:val="ae"/>
-                    </w:rPr>
-                    <w:t>散光</w:t>
-                  </w:r>
-                </w:p>
-              </w:tc>
-              <w:tc>
-                <w:tcPr>
-                  <w:tcW w:w="1072" w:type="dxa"/>
-                  <w:tcBorders>
-                    <w:top w:val="single" w:sz="6" w:space="0" w:color="000000"/>
-                    <w:left w:val="single" w:sz="6" w:space="0" w:color="000000"/>
-                    <w:bottom w:val="single" w:sz="6" w:space="0" w:color="000000"/>
-                    <w:right w:val="single" w:sz="6" w:space="0" w:color="000000"/>
-                  </w:tcBorders>
-                  <w:vAlign w:val="center"/>
-                </w:tcPr>
-                <w:p>
-                  <w:pPr>
-                    <w:spacing w:line="360" w:lineRule="auto"/>
-                    <w:jc w:val="center"/>
-                  </w:pPr>
-                  <w:r>
-                    <w:rPr>
-                      <w:rStyle w:val="ae"/>
-                    </w:rPr>
-                    <w:t>辨色力</w:t>
-                  </w:r>
-                </w:p>
-              </w:tc>
-            </w:tr>
-            <w:tr>
-              <w:tc>
-                <w:tcPr>
-                  <w:tcW w:w="729" w:type="dxa"/>
-                  <w:tcBorders>
-                    <w:top w:val="single" w:sz="6" w:space="0" w:color="000000"/>
-                    <w:left w:val="single" w:sz="6" w:space="0" w:color="000000"/>
-                    <w:bottom w:val="single" w:sz="6" w:space="0" w:color="000000"/>
-                    <w:right w:val="single" w:sz="6" w:space="0" w:color="000000"/>
-                  </w:tcBorders>
-                  <w:vAlign w:val="center"/>
-                </w:tcPr>
-                <w:p>
-                  <w:pPr>
-                    <w:spacing w:line="360" w:lineRule="auto"/>
-                    <w:jc w:val="center"/>
-                  </w:pPr>
-                  <w:r>
-                    <w:rPr>
-                      <w:rStyle w:val="ae"/>
-                    </w:rPr>
-                    <w:t>右眼</w:t>
-                  </w:r>
-                </w:p>
-              </w:tc>
-              <w:tc>
-                <w:tcPr>
-                  <w:tcW w:w="1416" w:type="dxa"/>
-                  <w:tcBorders>
-                    <w:top w:val="single" w:sz="6" w:space="0" w:color="000000"/>
-                    <w:left w:val="single" w:sz="6" w:space="0" w:color="000000"/>
-                    <w:bottom w:val="single" w:sz="6" w:space="0" w:color="000000"/>
-                    <w:right w:val="single" w:sz="6" w:space="0" w:color="000000"/>
-                  </w:tcBorders>
-                  <w:vAlign w:val="center"/>
-                </w:tcPr>
-                <w:p>
-                  <w:pPr>
-                    <w:spacing w:line="360" w:lineRule="auto"/>
-                    <w:jc w:val="center"/>
-                  </w:pPr>
-                  <w:r>
-                    <w:t>0.8</w:t>
-                  </w:r>
-                </w:p>
-              </w:tc>
-              <w:tc>
-                <w:tcPr>
-                  <w:tcW w:w="1416" w:type="dxa"/>
-                  <w:tcBorders>
-                    <w:top w:val="single" w:sz="6" w:space="0" w:color="000000"/>
-                    <w:left w:val="single" w:sz="6" w:space="0" w:color="000000"/>
-                    <w:bottom w:val="single" w:sz="6" w:space="0" w:color="000000"/>
-                    <w:right w:val="single" w:sz="6" w:space="0" w:color="000000"/>
-                  </w:tcBorders>
-                  <w:vAlign w:val="center"/>
-                </w:tcPr>
-                <w:p>
-                  <w:pPr>
-                    <w:spacing w:line="360" w:lineRule="auto"/>
-                    <w:jc w:val="center"/>
-                  </w:pPr>
-                  <w:r>
-                    <w:t>---</w:t>
-                  </w:r>
-                </w:p>
-              </w:tc>
-              <w:tc>
-                <w:tcPr>
-                  <w:tcW w:w="1499" w:type="dxa"/>
-                  <w:tcBorders>
-                    <w:top w:val="single" w:sz="6" w:space="0" w:color="000000"/>
-                    <w:left w:val="single" w:sz="6" w:space="0" w:color="000000"/>
-                    <w:bottom w:val="single" w:sz="6" w:space="0" w:color="000000"/>
-                    <w:right w:val="single" w:sz="6" w:space="0" w:color="000000"/>
-                  </w:tcBorders>
-                  <w:vAlign w:val="center"/>
-                </w:tcPr>
-                <w:p>
-                  <w:pPr>
-                    <w:spacing w:line="360" w:lineRule="auto"/>
-                    <w:jc w:val="center"/>
-                  </w:pPr>
-                  <w:r>
-                    <w:t>16</w:t>
-                  </w:r>
-                </w:p>
-              </w:tc>
-              <w:tc>
-                <w:tcPr>
-                  <w:tcW w:w="1416" w:type="dxa"/>
-                  <w:tcBorders>
-                    <w:top w:val="single" w:sz="6" w:space="0" w:color="000000"/>
-                    <w:left w:val="single" w:sz="6" w:space="0" w:color="000000"/>
-                    <w:bottom w:val="single" w:sz="6" w:space="0" w:color="000000"/>
-                    <w:right w:val="single" w:sz="6" w:space="0" w:color="000000"/>
-                  </w:tcBorders>
-                  <w:vAlign w:val="center"/>
-                </w:tcPr>
-                <w:p>
-                  <w:pPr>
-                    <w:spacing w:line="360" w:lineRule="auto"/>
-                    <w:jc w:val="center"/>
-                  </w:pPr>
-                  <w:r>
-                    <w:t>-0.25</w:t>
-                  </w:r>
-                </w:p>
-              </w:tc>
-              <w:tc>
-                <w:tcPr>
-                  <w:tcW w:w="756" w:type="dxa"/>
-                  <w:tcBorders>
-                    <w:top w:val="single" w:sz="6" w:space="0" w:color="000000"/>
-                    <w:left w:val="single" w:sz="6" w:space="0" w:color="000000"/>
-                    <w:bottom w:val="single" w:sz="6" w:space="0" w:color="000000"/>
-                    <w:right w:val="single" w:sz="6" w:space="0" w:color="000000"/>
-                  </w:tcBorders>
-                  <w:vAlign w:val="center"/>
-                </w:tcPr>
-                <w:p>
-                  <w:pPr>
-                    <w:spacing w:line="360" w:lineRule="auto"/>
-                    <w:jc w:val="center"/>
-                  </w:pPr>
-                  <w:r>
-                    <w:t>-0.50</w:t>
-                  </w:r>
-                </w:p>
-              </w:tc>
-              <w:tc>
-                <w:tcPr>
-                  <w:tcW w:w="1072" w:type="dxa"/>
-                  <w:vMerge w:val="restart"/>
-                  <w:tcBorders>
-                    <w:top w:val="single" w:sz="6" w:space="0" w:color="000000"/>
-                    <w:left w:val="single" w:sz="6" w:space="0" w:color="000000"/>
-                    <w:bottom w:val="single" w:sz="6" w:space="0" w:color="000000"/>
-                    <w:right w:val="single" w:sz="6" w:space="0" w:color="000000"/>
-                  </w:tcBorders>
-                  <w:vAlign w:val="center"/>
-                </w:tcPr>
-                <w:p>
-                  <w:pPr>
-                    <w:spacing w:line="360" w:lineRule="auto"/>
-                    <w:jc w:val="center"/>
-                  </w:pPr>
-                  <w:r>
-                    <w:t>無異常</w:t>
-                  </w:r>
-                </w:p>
-              </w:tc>
-            </w:tr>
-            <w:tr>
-              <w:tc>
-                <w:tcPr>
-                  <w:tcW w:w="729" w:type="dxa"/>
-                  <w:tcBorders>
-                    <w:top w:val="single" w:sz="6" w:space="0" w:color="000000"/>
-                    <w:left w:val="single" w:sz="6" w:space="0" w:color="000000"/>
-                    <w:bottom w:val="single" w:sz="6" w:space="0" w:color="000000"/>
-                    <w:right w:val="single" w:sz="6" w:space="0" w:color="000000"/>
-                  </w:tcBorders>
-                  <w:vAlign w:val="center"/>
-                </w:tcPr>
-                <w:p>
-                  <w:pPr>
-                    <w:spacing w:line="360" w:lineRule="auto"/>
-                    <w:jc w:val="center"/>
-                  </w:pPr>
-                  <w:r>
-                    <w:rPr>
-                      <w:rStyle w:val="ae"/>
-                    </w:rPr>
-                    <w:t>左眼</w:t>
-                  </w:r>
-                </w:p>
-              </w:tc>
-              <w:tc>
-                <w:tcPr>
-                  <w:tcW w:w="1416" w:type="dxa"/>
-                  <w:tcBorders>
-                    <w:top w:val="single" w:sz="6" w:space="0" w:color="000000"/>
-                    <w:left w:val="single" w:sz="6" w:space="0" w:color="000000"/>
-                    <w:bottom w:val="single" w:sz="6" w:space="0" w:color="000000"/>
-                    <w:right w:val="single" w:sz="6" w:space="0" w:color="000000"/>
-                  </w:tcBorders>
-                  <w:vAlign w:val="center"/>
-                </w:tcPr>
-                <w:p>
-                  <w:pPr>
-                    <w:spacing w:line="360" w:lineRule="auto"/>
-                    <w:jc w:val="center"/>
-                    <w:rPr>
-                      <w:color w:val="FF0000"/>
-                    </w:rPr>
-                  </w:pPr>
-                  <w:r>
-                    <w:rPr>
-                      <w:color w:val="FF0000"/>
-                    </w:rPr>
-                    <w:t xml:space="preserve">0.6 </w:t>
-                  </w:r>
-                </w:p>
-              </w:tc>
-              <w:tc>
-                <w:tcPr>
-                  <w:tcW w:w="1416" w:type="dxa"/>
-                  <w:tcBorders>
-                    <w:top w:val="single" w:sz="6" w:space="0" w:color="000000"/>
-                    <w:left w:val="single" w:sz="6" w:space="0" w:color="000000"/>
-                    <w:bottom w:val="single" w:sz="6" w:space="0" w:color="000000"/>
-                    <w:right w:val="single" w:sz="6" w:space="0" w:color="000000"/>
-                  </w:tcBorders>
-                  <w:vAlign w:val="center"/>
-                </w:tcPr>
-                <w:p>
-                  <w:pPr>
-                    <w:spacing w:line="360" w:lineRule="auto"/>
-                    <w:jc w:val="center"/>
-                  </w:pPr>
-                  <w:r>
-                    <w:t>---</w:t>
-                  </w:r>
-                </w:p>
-              </w:tc>
-              <w:tc>
-                <w:tcPr>
-                  <w:tcW w:w="1499" w:type="dxa"/>
-                  <w:tcBorders>
-                    <w:top w:val="single" w:sz="6" w:space="0" w:color="000000"/>
-                    <w:left w:val="single" w:sz="6" w:space="0" w:color="000000"/>
-                    <w:bottom w:val="single" w:sz="6" w:space="0" w:color="000000"/>
-                    <w:right w:val="single" w:sz="6" w:space="0" w:color="000000"/>
-                  </w:tcBorders>
-                  <w:vAlign w:val="center"/>
-                </w:tcPr>
-                <w:p>
-                  <w:pPr>
-                    <w:spacing w:line="360" w:lineRule="auto"/>
-                    <w:jc w:val="center"/>
-                  </w:pPr>
-                  <w:r>
-                    <w:t>19</w:t>
-                  </w:r>
-                </w:p>
-              </w:tc>
-              <w:tc>
-                <w:tcPr>
-                  <w:tcW w:w="1416" w:type="dxa"/>
-                  <w:tcBorders>
-                    <w:top w:val="single" w:sz="6" w:space="0" w:color="000000"/>
-                    <w:left w:val="single" w:sz="6" w:space="0" w:color="000000"/>
-                    <w:bottom w:val="single" w:sz="6" w:space="0" w:color="000000"/>
-                    <w:right w:val="single" w:sz="6" w:space="0" w:color="000000"/>
-                  </w:tcBorders>
-                  <w:vAlign w:val="center"/>
-                </w:tcPr>
-                <w:p>
-                  <w:pPr>
-                    <w:spacing w:line="360" w:lineRule="auto"/>
-                    <w:jc w:val="center"/>
-                  </w:pPr>
-                  <w:r>
-                    <w:t>-0.75</w:t>
-                  </w:r>
-                </w:p>
-              </w:tc>
-              <w:tc>
-                <w:tcPr>
-                  <w:tcW w:w="756" w:type="dxa"/>
-                  <w:tcBorders>
-                    <w:top w:val="single" w:sz="6" w:space="0" w:color="000000"/>
-                    <w:left w:val="single" w:sz="6" w:space="0" w:color="000000"/>
-                    <w:bottom w:val="single" w:sz="6" w:space="0" w:color="000000"/>
-                    <w:right w:val="single" w:sz="6" w:space="0" w:color="000000"/>
-                  </w:tcBorders>
-                  <w:vAlign w:val="center"/>
-                </w:tcPr>
-                <w:p>
-                  <w:pPr>
-                    <w:spacing w:line="360" w:lineRule="auto"/>
-                    <w:jc w:val="center"/>
-                  </w:pPr>
-                  <w:r>
-                    <w:t>-1.00</w:t>
-                  </w:r>
-                </w:p>
-              </w:tc>
-              <w:tc>
-                <w:tcPr>
-                  <w:tcW w:w="1072" w:type="dxa"/>
-                  <w:vMerge/>
-                  <w:tcBorders>
-                    <w:top w:val="single" w:sz="6" w:space="0" w:color="000000"/>
-                    <w:left w:val="single" w:sz="6" w:space="0" w:color="000000"/>
-                    <w:bottom w:val="single" w:sz="6" w:space="0" w:color="000000"/>
-                    <w:right w:val="single" w:sz="6" w:space="0" w:color="000000"/>
-                  </w:tcBorders>
-                  <w:vAlign w:val="center"/>
-                </w:tcPr>
-                <w:p>
-                  <w:pPr>
-                    <w:spacing w:line="360" w:lineRule="auto"/>
-                    <w:jc w:val="center"/>
-                    <w:rPr>
-                      <w:rFonts w:ascii="新細明體" w:eastAsia="新細明體" w:hAnsi="新細明體" w:cs="新細明體"/>
-                    </w:rPr>
-                  </w:pPr>
-                </w:p>
-              </w:tc>
-            </w:tr>
-          </w:tbl>
-          <w:p>
-            <w:pPr>
-              <w:spacing w:line="360" w:lineRule="auto"/>
-            </w:pPr>
+          <w:p>
+            <w:r>
+              <w:t>163.2 </w:t>
+            </w:r>
+            <w:r>
+              <w:rPr>
+                <w:rFonts w:hint="eastAsia"/>
+              </w:rPr>
+              <w:t>公分</w:t>
+            </w:r>
+            <w:r>
+              <w:t>  </w:t>
+            </w:r>
+          </w:p>
+        </w:tc>
+        <w:tc>
+          <w:tcPr>
+            <w:tcW w:w="3105" w:type="dxa"/>
+            <w:tcBorders>
+              <w:top w:val="single" w:sz="6" w:space="0" w:color="000000"/>
+              <w:left w:val="single" w:sz="6" w:space="0" w:color="000000"/>
+              <w:bottom w:val="single" w:sz="6" w:space="0" w:color="000000"/>
+              <w:right w:val="single" w:sz="6" w:space="0" w:color="000000"/>
+            </w:tcBorders>
+            <w:vAlign w:val="bottom"/>
+            <w:hideMark/>
+          </w:tcPr>
+          <w:p>
+            <w:r>
+              <w:t>  </w:t>
+            </w:r>
+          </w:p>
+        </w:tc>
+      </w:tr>
+      <w:tr>
+        <w:trPr>
+          <w:trHeight w:val="660"/>
+        </w:trPr>
+        <w:tc>
+          <w:tcPr>
+            <w:tcW w:w="3300" w:type="dxa"/>
+            <w:tcBorders>
+              <w:top w:val="single" w:sz="6" w:space="0" w:color="000000"/>
+              <w:left w:val="single" w:sz="6" w:space="0" w:color="000000"/>
+              <w:bottom w:val="single" w:sz="6" w:space="0" w:color="000000"/>
+              <w:right w:val="single" w:sz="6" w:space="0" w:color="000000"/>
+            </w:tcBorders>
+            <w:hideMark/>
+          </w:tcPr>
+          <w:p>
+            <w:r>
+              <w:rPr>
+                <w:rFonts w:hint="eastAsia"/>
+              </w:rPr>
+              <w:t>體重</w:t>
+            </w:r>
+            <w:r>
+              <w:t>   </w:t>
+            </w:r>
+          </w:p>
+          <w:p>
+            <w:r>
+              <w:rPr>
+                <w:rFonts w:hint="eastAsia"/>
+              </w:rPr>
+              <w:t>（</w:t>
+            </w:r>
+            <w:r>
+              <w:t>Body weight</w:t>
+            </w:r>
+            <w:r>
+              <w:rPr>
+                <w:rFonts w:hint="eastAsia"/>
+              </w:rPr>
+              <w:t>）</w:t>
+            </w:r>
+            <w:r>
+              <w:rPr>
+                <w:rFonts w:hint="eastAsia"/>
+              </w:rPr>
+              <w:t>  </w:t>
+            </w:r>
+          </w:p>
+        </w:tc>
+        <w:tc>
+          <w:tcPr>
+            <w:tcW w:w="3015" w:type="dxa"/>
+            <w:tcBorders>
+              <w:top w:val="single" w:sz="6" w:space="0" w:color="000000"/>
+              <w:left w:val="single" w:sz="6" w:space="0" w:color="000000"/>
+              <w:bottom w:val="single" w:sz="6" w:space="0" w:color="000000"/>
+              <w:right w:val="single" w:sz="6" w:space="0" w:color="000000"/>
+            </w:tcBorders>
+            <w:vAlign w:val="center"/>
+            <w:hideMark/>
+          </w:tcPr>
+          <w:p>
+            <w:r>
+              <w:t>74.9 </w:t>
+            </w:r>
+            <w:r>
+              <w:rPr>
+                <w:rFonts w:hint="eastAsia"/>
+              </w:rPr>
+              <w:t>公斤</w:t>
+            </w:r>
+            <w:r>
+              <w:t>  </w:t>
+            </w:r>
+          </w:p>
+        </w:tc>
+        <w:tc>
+          <w:tcPr>
+            <w:tcW w:w="3105" w:type="dxa"/>
+            <w:tcBorders>
+              <w:top w:val="single" w:sz="6" w:space="0" w:color="000000"/>
+              <w:left w:val="single" w:sz="6" w:space="0" w:color="000000"/>
+              <w:bottom w:val="single" w:sz="6" w:space="0" w:color="000000"/>
+              <w:right w:val="single" w:sz="6" w:space="0" w:color="000000"/>
+            </w:tcBorders>
+            <w:vAlign w:val="center"/>
+            <w:hideMark/>
+          </w:tcPr>
+          <w:p>
+            <w:r>
+              <w:t>49.8 </w:t>
+            </w:r>
+            <w:r>
+              <w:rPr>
+                <w:rFonts w:hint="eastAsia"/>
+              </w:rPr>
+              <w:t>至</w:t>
+            </w:r>
+            <w:r>
+              <w:rPr>
+                <w:rFonts w:hint="eastAsia"/>
+              </w:rPr>
+              <w:t> </w:t>
+            </w:r>
+            <w:r>
+              <w:t>67.4 </w:t>
+            </w:r>
+            <w:r>
+              <w:rPr>
+                <w:rFonts w:hint="eastAsia"/>
+              </w:rPr>
+              <w:t>公斤</w:t>
+            </w:r>
+            <w:r>
+              <w:t>   </w:t>
+            </w:r>
+          </w:p>
+        </w:tc>
+      </w:tr>
+      <w:tr>
+        <w:trPr>
+          <w:trHeight w:val="645"/>
+        </w:trPr>
+        <w:tc>
+          <w:tcPr>
+            <w:tcW w:w="9435" w:type="dxa"/>
+            <w:gridSpan w:val="3"/>
+            <w:tcBorders>
+              <w:top w:val="single" w:sz="6" w:space="0" w:color="000000"/>
+              <w:left w:val="single" w:sz="6" w:space="0" w:color="000000"/>
+              <w:bottom w:val="single" w:sz="6" w:space="0" w:color="000000"/>
+              <w:right w:val="single" w:sz="6" w:space="0" w:color="000000"/>
+            </w:tcBorders>
+            <w:vAlign w:val="center"/>
+            <w:hideMark/>
+          </w:tcPr>
+          <w:p>
+            <w:r>
+              <w:t>  </w:t>
+            </w:r>
+            <w:r>
+              <w:rPr>
+                <w:rFonts w:hint="eastAsia"/>
+              </w:rPr>
+              <w:t>理想體重範圍公式：</w:t>
+            </w:r>
+            <w:r>
+              <w:t> </w:t>
+            </w:r>
+            <w:r>
+              <w:rPr>
+                <w:rFonts w:hint="eastAsia"/>
+              </w:rPr>
+              <w:t>男性：</w:t>
+            </w:r>
+            <w:r>
+              <w:t>[(</w:t>
+            </w:r>
+            <w:r>
+              <w:rPr>
+                <w:rFonts w:hint="eastAsia"/>
+              </w:rPr>
+              <w:t>身高</w:t>
+            </w:r>
+            <w:r>
+              <w:t>-80)*0.7] ± 10 % </w:t>
+            </w:r>
+            <w:r>
+              <w:rPr>
+                <w:rFonts w:hint="eastAsia"/>
+              </w:rPr>
+              <w:t>女性：</w:t>
+            </w:r>
+            <w:r>
+              <w:t>[(</w:t>
+            </w:r>
+            <w:r>
+              <w:rPr>
+                <w:rFonts w:hint="eastAsia"/>
+              </w:rPr>
+              <w:t>身高</w:t>
+            </w:r>
+            <w:r>
+              <w:t>-70)*0.6] ± 10 %  </w:t>
+            </w:r>
+          </w:p>
+        </w:tc>
+      </w:tr>
+      <w:tr>
+        <w:trPr>
+          <w:trHeight w:val="660"/>
+        </w:trPr>
+        <w:tc>
+          <w:tcPr>
+            <w:tcW w:w="3300" w:type="dxa"/>
+            <w:tcBorders>
+              <w:top w:val="single" w:sz="6" w:space="0" w:color="000000"/>
+              <w:left w:val="single" w:sz="6" w:space="0" w:color="000000"/>
+              <w:bottom w:val="single" w:sz="6" w:space="0" w:color="000000"/>
+              <w:right w:val="single" w:sz="6" w:space="0" w:color="000000"/>
+            </w:tcBorders>
+            <w:hideMark/>
+          </w:tcPr>
+          <w:p>
+            <w:r>
+              <w:rPr>
+                <w:rFonts w:hint="eastAsia"/>
+              </w:rPr>
+              <w:t>體質量指數</w:t>
+            </w:r>
+            <w:r>
+              <w:t>   </w:t>
+            </w:r>
+          </w:p>
+          <w:p>
+            <w:r>
+              <w:rPr>
+                <w:rFonts w:hint="eastAsia"/>
+              </w:rPr>
+              <w:t>（</w:t>
+            </w:r>
+            <w:r>
+              <w:t>BMI</w:t>
+            </w:r>
+            <w:r>
+              <w:rPr>
+                <w:rFonts w:hint="eastAsia"/>
+              </w:rPr>
+              <w:t>）</w:t>
+            </w:r>
+            <w:r>
+              <w:t>  </w:t>
+            </w:r>
+          </w:p>
+        </w:tc>
+        <w:tc>
+          <w:tcPr>
+            <w:tcW w:w="3015" w:type="dxa"/>
+            <w:tcBorders>
+              <w:top w:val="single" w:sz="6" w:space="0" w:color="000000"/>
+              <w:left w:val="single" w:sz="6" w:space="0" w:color="000000"/>
+              <w:bottom w:val="single" w:sz="6" w:space="0" w:color="000000"/>
+              <w:right w:val="single" w:sz="6" w:space="0" w:color="000000"/>
+            </w:tcBorders>
+            <w:vAlign w:val="center"/>
+            <w:hideMark/>
+          </w:tcPr>
+          <w:p>
+            <w:r>
+              <w:t>28.1  </w:t>
+            </w:r>
+          </w:p>
+        </w:tc>
+        <w:tc>
+          <w:tcPr>
+            <w:tcW w:w="3105" w:type="dxa"/>
+            <w:tcBorders>
+              <w:top w:val="single" w:sz="6" w:space="0" w:color="000000"/>
+              <w:left w:val="single" w:sz="6" w:space="0" w:color="000000"/>
+              <w:bottom w:val="single" w:sz="6" w:space="0" w:color="000000"/>
+              <w:right w:val="single" w:sz="6" w:space="0" w:color="000000"/>
+            </w:tcBorders>
+            <w:vAlign w:val="center"/>
+            <w:hideMark/>
+          </w:tcPr>
+          <w:p>
+            <w:r>
+              <w:rPr>
+                <w:rFonts w:hint="eastAsia"/>
+              </w:rPr>
+              <w:t>國人標準：</w:t>
+            </w:r>
+            <w:r>
+              <w:t>18.5-23.9   </w:t>
+            </w:r>
+          </w:p>
+        </w:tc>
+      </w:tr>
+      <w:tr>
+        <w:trPr>
+          <w:trHeight w:val="660"/>
+        </w:trPr>
+        <w:tc>
+          <w:tcPr>
+            <w:tcW w:w="3300" w:type="dxa"/>
+            <w:tcBorders>
+              <w:top w:val="single" w:sz="6" w:space="0" w:color="000000"/>
+              <w:left w:val="single" w:sz="6" w:space="0" w:color="000000"/>
+              <w:bottom w:val="single" w:sz="6" w:space="0" w:color="000000"/>
+              <w:right w:val="single" w:sz="6" w:space="0" w:color="000000"/>
+            </w:tcBorders>
+            <w:hideMark/>
+          </w:tcPr>
+          <w:p>
+            <w:r>
+              <w:rPr>
+                <w:rFonts w:hint="eastAsia"/>
+              </w:rPr>
+              <w:t>腹圍</w:t>
+            </w:r>
+            <w:r>
+              <w:t>   </w:t>
+            </w:r>
+          </w:p>
+          <w:p>
+            <w:r>
+              <w:rPr>
+                <w:rFonts w:hint="eastAsia"/>
+              </w:rPr>
+              <w:t>（</w:t>
+            </w:r>
+            <w:r>
+              <w:t>Abdominal girth</w:t>
+            </w:r>
+            <w:r>
+              <w:rPr>
+                <w:rFonts w:hint="eastAsia"/>
+              </w:rPr>
+              <w:t>）</w:t>
+            </w:r>
+            <w:r>
+              <w:t>  </w:t>
+            </w:r>
+          </w:p>
+        </w:tc>
+        <w:tc>
+          <w:tcPr>
+            <w:tcW w:w="3015" w:type="dxa"/>
+            <w:tcBorders>
+              <w:top w:val="single" w:sz="6" w:space="0" w:color="000000"/>
+              <w:left w:val="single" w:sz="6" w:space="0" w:color="000000"/>
+              <w:bottom w:val="single" w:sz="6" w:space="0" w:color="000000"/>
+              <w:right w:val="single" w:sz="6" w:space="0" w:color="000000"/>
+            </w:tcBorders>
+            <w:vAlign w:val="center"/>
+            <w:hideMark/>
+          </w:tcPr>
+          <w:p>
+            <w:r>
+              <w:t>91 </w:t>
+            </w:r>
+            <w:r>
+              <w:rPr>
+                <w:rFonts w:hint="eastAsia"/>
+              </w:rPr>
+              <w:t>公分</w:t>
+            </w:r>
+            <w:r>
+              <w:t>  </w:t>
+            </w:r>
+          </w:p>
+        </w:tc>
+        <w:tc>
+          <w:tcPr>
+            <w:tcW w:w="3105" w:type="dxa"/>
+            <w:tcBorders>
+              <w:top w:val="single" w:sz="6" w:space="0" w:color="000000"/>
+              <w:left w:val="single" w:sz="6" w:space="0" w:color="000000"/>
+              <w:bottom w:val="single" w:sz="6" w:space="0" w:color="000000"/>
+              <w:right w:val="single" w:sz="6" w:space="0" w:color="000000"/>
+            </w:tcBorders>
+            <w:vAlign w:val="center"/>
+            <w:hideMark/>
+          </w:tcPr>
+          <w:p>
+            <w:r>
+              <w:rPr>
+                <w:rFonts w:hint="eastAsia"/>
+              </w:rPr>
+              <w:t>國人男性標準：小於</w:t>
+            </w:r>
+            <w:r>
+              <w:rPr>
+                <w:rFonts w:hint="eastAsia"/>
+              </w:rPr>
+              <w:t> </w:t>
+            </w:r>
+            <w:r>
+              <w:t>90 </w:t>
+            </w:r>
+            <w:r>
+              <w:rPr>
+                <w:rFonts w:hint="eastAsia"/>
+              </w:rPr>
+              <w:t>公分</w:t>
+            </w:r>
+            <w:r>
+              <w:t>  </w:t>
+            </w:r>
+          </w:p>
+        </w:tc>
+      </w:tr>
+      <w:tr>
+        <w:trPr>
+          <w:trHeight w:val="660"/>
+        </w:trPr>
+        <w:tc>
+          <w:tcPr>
+            <w:tcW w:w="3300" w:type="dxa"/>
+            <w:tcBorders>
+              <w:top w:val="single" w:sz="6" w:space="0" w:color="000000"/>
+              <w:left w:val="single" w:sz="6" w:space="0" w:color="000000"/>
+              <w:bottom w:val="single" w:sz="6" w:space="0" w:color="000000"/>
+              <w:right w:val="single" w:sz="6" w:space="0" w:color="000000"/>
+            </w:tcBorders>
+            <w:hideMark/>
+          </w:tcPr>
+          <w:p>
+            <w:r>
+              <w:rPr>
+                <w:rFonts w:hint="eastAsia"/>
+              </w:rPr>
+              <w:t>脈搏</w:t>
+            </w:r>
+            <w:r>
+              <w:t>   </w:t>
+            </w:r>
+          </w:p>
+          <w:p>
+            <w:r>
+              <w:rPr>
+                <w:rFonts w:hint="eastAsia"/>
+              </w:rPr>
+              <w:t>（</w:t>
+            </w:r>
+            <w:r>
+              <w:t>Pulse rate</w:t>
+            </w:r>
+            <w:r>
+              <w:rPr>
+                <w:rFonts w:hint="eastAsia"/>
+              </w:rPr>
+              <w:t>）</w:t>
+            </w:r>
+            <w:r>
+              <w:t>  </w:t>
+            </w:r>
+          </w:p>
+        </w:tc>
+        <w:tc>
+          <w:tcPr>
+            <w:tcW w:w="3015" w:type="dxa"/>
+            <w:tcBorders>
+              <w:top w:val="single" w:sz="6" w:space="0" w:color="000000"/>
+              <w:left w:val="single" w:sz="6" w:space="0" w:color="000000"/>
+              <w:bottom w:val="single" w:sz="6" w:space="0" w:color="000000"/>
+              <w:right w:val="single" w:sz="6" w:space="0" w:color="000000"/>
+            </w:tcBorders>
+            <w:vAlign w:val="center"/>
+            <w:hideMark/>
+          </w:tcPr>
+          <w:p>
+            <w:r>
+              <w:t>67 </w:t>
+            </w:r>
+            <w:r>
+              <w:rPr>
+                <w:rFonts w:hint="eastAsia"/>
+              </w:rPr>
+              <w:t>次</w:t>
+            </w:r>
+            <w:r>
+              <w:t>/</w:t>
+            </w:r>
+            <w:r>
+              <w:rPr>
+                <w:rFonts w:hint="eastAsia"/>
+              </w:rPr>
+              <w:t>分鐘</w:t>
+            </w:r>
+            <w:r>
+              <w:t>  </w:t>
+            </w:r>
+          </w:p>
+        </w:tc>
+        <w:tc>
+          <w:tcPr>
+            <w:tcW w:w="3105" w:type="dxa"/>
+            <w:tcBorders>
+              <w:top w:val="single" w:sz="6" w:space="0" w:color="000000"/>
+              <w:left w:val="single" w:sz="6" w:space="0" w:color="000000"/>
+              <w:bottom w:val="single" w:sz="6" w:space="0" w:color="000000"/>
+              <w:right w:val="single" w:sz="6" w:space="0" w:color="000000"/>
+            </w:tcBorders>
+            <w:vAlign w:val="center"/>
+            <w:hideMark/>
+          </w:tcPr>
+          <w:p>
+            <w:r>
+              <w:t>60-100 </w:t>
+            </w:r>
+            <w:r>
+              <w:rPr>
+                <w:rFonts w:hint="eastAsia"/>
+              </w:rPr>
+              <w:t>次</w:t>
+            </w:r>
+            <w:r>
+              <w:t>/</w:t>
+            </w:r>
+            <w:r>
+              <w:rPr>
+                <w:rFonts w:hint="eastAsia"/>
+              </w:rPr>
+              <w:t>分鐘</w:t>
+            </w:r>
+            <w:r>
+              <w:t>  </w:t>
+            </w:r>
+          </w:p>
+        </w:tc>
+      </w:tr>
+      <w:tr>
+        <w:trPr>
+          <w:trHeight w:val="660"/>
+        </w:trPr>
+        <w:tc>
+          <w:tcPr>
+            <w:tcW w:w="3300" w:type="dxa"/>
+            <w:tcBorders>
+              <w:top w:val="single" w:sz="6" w:space="0" w:color="000000"/>
+              <w:left w:val="single" w:sz="6" w:space="0" w:color="000000"/>
+              <w:bottom w:val="single" w:sz="6" w:space="0" w:color="000000"/>
+              <w:right w:val="single" w:sz="6" w:space="0" w:color="000000"/>
+            </w:tcBorders>
+            <w:hideMark/>
+          </w:tcPr>
+          <w:p>
+            <w:r>
+              <w:rPr>
+                <w:rFonts w:hint="eastAsia"/>
+              </w:rPr>
+              <w:t>血壓</w:t>
+            </w:r>
+            <w:r>
+              <w:t>   </w:t>
+            </w:r>
+          </w:p>
+          <w:p>
+            <w:r>
+              <w:rPr>
+                <w:rFonts w:hint="eastAsia"/>
+              </w:rPr>
+              <w:t>（</w:t>
+            </w:r>
+            <w:r>
+              <w:t>Blood pressure</w:t>
+            </w:r>
+            <w:r>
+              <w:rPr>
+                <w:rFonts w:hint="eastAsia"/>
+              </w:rPr>
+              <w:t>）</w:t>
+            </w:r>
+            <w:r>
+              <w:t>  </w:t>
+            </w:r>
+          </w:p>
+        </w:tc>
+        <w:tc>
+          <w:tcPr>
+            <w:tcW w:w="3015" w:type="dxa"/>
+            <w:tcBorders>
+              <w:top w:val="single" w:sz="6" w:space="0" w:color="000000"/>
+              <w:left w:val="single" w:sz="6" w:space="0" w:color="000000"/>
+              <w:bottom w:val="single" w:sz="6" w:space="0" w:color="000000"/>
+              <w:right w:val="single" w:sz="6" w:space="0" w:color="000000"/>
+            </w:tcBorders>
+            <w:vAlign w:val="center"/>
+            <w:hideMark/>
+          </w:tcPr>
+          <w:p>
+            <w:r>
+              <w:t>137/89 mmHg  </w:t>
+            </w:r>
+          </w:p>
+        </w:tc>
+        <w:tc>
+          <w:tcPr>
+            <w:tcW w:w="3105" w:type="dxa"/>
+            <w:tcBorders>
+              <w:top w:val="single" w:sz="6" w:space="0" w:color="000000"/>
+              <w:left w:val="single" w:sz="6" w:space="0" w:color="000000"/>
+              <w:bottom w:val="single" w:sz="6" w:space="0" w:color="000000"/>
+              <w:right w:val="single" w:sz="6" w:space="0" w:color="000000"/>
+            </w:tcBorders>
+            <w:vAlign w:val="center"/>
+            <w:hideMark/>
+          </w:tcPr>
+          <w:p>
+            <w:r>
+              <w:t>120-90 / 80-60 mmHg   </w:t>
+            </w:r>
+          </w:p>
+        </w:tc>
+      </w:tr>
+      <w:tr>
+        <w:trPr>
+          <w:trHeight w:val="645"/>
+        </w:trPr>
+        <w:tc>
+          <w:tcPr>
+            <w:tcW w:w="3300" w:type="dxa"/>
+            <w:tcBorders>
+              <w:top w:val="single" w:sz="6" w:space="0" w:color="000000"/>
+              <w:left w:val="single" w:sz="6" w:space="0" w:color="000000"/>
+              <w:bottom w:val="single" w:sz="6" w:space="0" w:color="000000"/>
+              <w:right w:val="single" w:sz="6" w:space="0" w:color="000000"/>
+            </w:tcBorders>
+            <w:vAlign w:val="center"/>
+            <w:hideMark/>
+          </w:tcPr>
+          <w:p>
+            <w:r>
+              <w:rPr>
+                <w:rFonts w:hint="eastAsia"/>
+              </w:rPr>
+              <w:t>音叉</w:t>
+            </w:r>
+            <w:r>
+              <w:t>   </w:t>
+            </w:r>
+          </w:p>
+        </w:tc>
+        <w:tc>
+          <w:tcPr>
+            <w:tcW w:w="3015" w:type="dxa"/>
+            <w:tcBorders>
+              <w:top w:val="single" w:sz="6" w:space="0" w:color="000000"/>
+              <w:left w:val="single" w:sz="6" w:space="0" w:color="000000"/>
+              <w:bottom w:val="single" w:sz="6" w:space="0" w:color="000000"/>
+              <w:right w:val="single" w:sz="6" w:space="0" w:color="000000"/>
+            </w:tcBorders>
+            <w:vAlign w:val="center"/>
+            <w:hideMark/>
+          </w:tcPr>
+          <w:p>
+            <w:r>
+              <w:rPr>
+                <w:rFonts w:hint="eastAsia"/>
+              </w:rPr>
+              <w:t>正常</w:t>
+            </w:r>
+            <w:r>
+              <w:t>  </w:t>
+            </w:r>
+          </w:p>
+        </w:tc>
+        <w:tc>
+          <w:tcPr>
+            <w:tcW w:w="3105" w:type="dxa"/>
+            <w:tcBorders>
+              <w:top w:val="single" w:sz="6" w:space="0" w:color="000000"/>
+              <w:left w:val="single" w:sz="6" w:space="0" w:color="000000"/>
+              <w:bottom w:val="single" w:sz="6" w:space="0" w:color="000000"/>
+              <w:right w:val="single" w:sz="6" w:space="0" w:color="000000"/>
+            </w:tcBorders>
+            <w:vAlign w:val="bottom"/>
+            <w:hideMark/>
+          </w:tcPr>
+          <w:p>
+            <w:r>
+              <w:t>  </w:t>
+            </w:r>
           </w:p>
         </w:tc>
       </w:tr>
     </w:tbl>
-    <w:p>
-      <w:pPr>
-        <w:widowControl/>
-        <w:spacing w:line="360" w:lineRule="auto"/>
-        <w:rPr>
-          <w:rFonts w:hint="eastAsia"/>
-          <w:kern w:val="0"/>
-        </w:rPr>
-      </w:pPr>
-    </w:p>
-    <w:p>
-      <w:r>
-        <w:rPr>
-          <w:rStyle w:val="ae"/>
-        </w:rPr>
-        <w:t>診斷（</w:t>
-      </w:r>
-      <w:r>
-        <w:rPr>
-          <w:rStyle w:val="ae"/>
-        </w:rPr>
-        <w:t>Diagnosis</w:t>
-      </w:r>
-      <w:r>
-        <w:rPr>
-          <w:rStyle w:val="ae"/>
-        </w:rPr>
-        <w:t>）</w:t>
-      </w:r>
-      <w:r>
-        <w:br/>
-      </w:r>
-      <w:r>
-        <w:t>視力</w:t>
-      </w:r>
-      <w:r>
-        <w:t>(Visual acuity)</w:t>
-      </w:r>
-      <w:r>
-        <w:t>：</w:t>
-      </w:r>
-      <w:r>
-        <w:rPr>
-          <w:color w:val="FF0000"/>
-        </w:rPr>
-        <w:t xml:space="preserve"> </w:t>
-      </w:r>
-      <w:proofErr w:type="gramStart"/>
-      <w:r>
-        <w:rPr>
-          <w:color w:val="FF0000"/>
-        </w:rPr>
-        <w:t>近視、</w:t>
-      </w:r>
-      <w:proofErr w:type="gramEnd"/>
-      <w:r>
-        <w:rPr>
-          <w:color w:val="FF0000"/>
-        </w:rPr>
-        <w:t>散光、視力異常</w:t>
-      </w:r>
-      <w:r>
-        <w:rPr>
-          <w:color w:val="FF0000"/>
-        </w:rPr>
-        <w:t xml:space="preserve"> (Myopia</w:t>
-      </w:r>
-      <w:r>
-        <w:rPr>
-          <w:color w:val="FF0000"/>
-        </w:rPr>
-        <w:t>、</w:t>
-      </w:r>
-      <w:r>
-        <w:rPr>
-          <w:color w:val="FF0000"/>
-        </w:rPr>
-        <w:t>Astigmatism</w:t>
-      </w:r>
-      <w:r>
-        <w:rPr>
-          <w:color w:val="FF0000"/>
-        </w:rPr>
-        <w:t>、</w:t>
-      </w:r>
-      <w:r>
-        <w:rPr>
-          <w:color w:val="FF0000"/>
-        </w:rPr>
-        <w:t>visual abnormal)</w:t>
-      </w:r>
-      <w:r>
-        <w:br/>
-      </w:r>
-      <w:r>
-        <w:t>眼壓</w:t>
-      </w:r>
-      <w:r>
-        <w:t>(Intraocular pressure)</w:t>
-      </w:r>
-      <w:r>
-        <w:t>：</w:t>
-      </w:r>
-      <w:r>
-        <w:rPr>
-          <w:color w:val="FF0000"/>
-        </w:rPr>
-        <w:t xml:space="preserve"> </w:t>
-      </w:r>
-      <w:r>
-        <w:rPr>
-          <w:color w:val="FF0000"/>
-        </w:rPr>
-        <w:t>正常範圍</w:t>
-      </w:r>
-      <w:r>
-        <w:rPr>
-          <w:color w:val="FF0000"/>
-        </w:rPr>
-        <w:t xml:space="preserve"> (Within normal limits)</w:t>
-      </w:r>
-      <w:r>
-        <w:br/>
-      </w:r>
-      <w:r>
-        <w:t>眼瞼</w:t>
-      </w:r>
-      <w:r>
-        <w:t>(Eyelid)</w:t>
-      </w:r>
-      <w:r>
-        <w:t>：無明顯異常</w:t>
-      </w:r>
-      <w:r>
-        <w:br/>
-      </w:r>
-      <w:r>
-        <w:t>結膜</w:t>
-      </w:r>
-      <w:r>
-        <w:t>(Conjunctiva)</w:t>
-      </w:r>
-      <w:r>
-        <w:t>：無明顯異常</w:t>
-      </w:r>
-      <w:r>
-        <w:br/>
-      </w:r>
-      <w:r>
-        <w:t>角膜</w:t>
-      </w:r>
-      <w:r>
-        <w:t>(Cornea)</w:t>
-      </w:r>
-      <w:r>
-        <w:t>：無明顯異常</w:t>
-      </w:r>
-      <w:r>
-        <w:br/>
-      </w:r>
-      <w:r>
-        <w:t>瞳孔</w:t>
-      </w:r>
-      <w:r>
-        <w:t>(Pupil)</w:t>
-      </w:r>
-      <w:r>
-        <w:t>：無明顯異常</w:t>
-      </w:r>
-      <w:r>
-        <w:br/>
-      </w:r>
-      <w:r>
-        <w:t>晶狀體</w:t>
-      </w:r>
-      <w:r>
-        <w:t>(Lens)</w:t>
-      </w:r>
-      <w:r>
-        <w:t>：無明顯異常</w:t>
-      </w:r>
-      <w:r>
-        <w:br/>
-      </w:r>
-      <w:r>
-        <w:t>眼球肌</w:t>
-      </w:r>
-      <w:r>
-        <w:t>(Extraocular muscles)</w:t>
-      </w:r>
-      <w:r>
-        <w:t>：無明顯異常</w:t>
-      </w:r>
-      <w:r>
-        <w:br/>
-      </w:r>
-      <w:r>
-        <w:t>眼底</w:t>
-      </w:r>
-      <w:r>
-        <w:t>(Fundus)</w:t>
-      </w:r>
-      <w:r>
-        <w:t>：無明顯異常</w:t>
-      </w:r>
-      <w:r>
-        <w:br/>
-      </w:r>
-      <w:r>
-        <w:t>視網膜病變</w:t>
-      </w:r>
-      <w:r>
-        <w:t>(Retinopathy)</w:t>
-      </w:r>
-      <w:r>
-        <w:t>：無明顯異常</w:t>
-      </w:r>
-      <w:r>
-        <w:br/>
-      </w:r>
-      <w:r>
-        <w:t>玻璃體</w:t>
-      </w:r>
-      <w:r>
-        <w:t>(Vitreous body)</w:t>
-      </w:r>
-      <w:r>
-        <w:t>：無明顯異常</w:t>
-      </w:r>
-      <w:r>
-        <w:br/>
-      </w:r>
-      <w:r>
-        <w:t>淚腺</w:t>
-      </w:r>
-      <w:r>
-        <w:t>(Lacrimal system)</w:t>
-      </w:r>
-      <w:r>
-        <w:t>：無明顯異常</w:t>
-      </w:r>
-      <w:r>
-        <w:br/>
-      </w:r>
-      <w:r>
-        <w:t>黃斑</w:t>
-      </w:r>
-      <w:r>
-        <w:t>(Macula)</w:t>
-      </w:r>
-      <w:r>
-        <w:t>：無明顯異常</w:t>
-      </w:r>
-      <w:r>
-        <w:br/>
-      </w:r>
-      <w:r>
-        <w:t>虹膜</w:t>
-      </w:r>
-      <w:r>
-        <w:t>(Uvea)</w:t>
-      </w:r>
-      <w:r>
-        <w:t>：無明顯異常</w:t>
-      </w:r>
-      <w:r>
-        <w:br/>
-      </w:r>
-      <w:r>
-        <w:t>其他</w:t>
-      </w:r>
-      <w:r>
-        <w:t>(Others)</w:t>
-      </w:r>
-      <w:r>
-        <w:t>：無明顯異常</w:t>
-      </w:r>
-      <w:r>
-        <w:br/>
-      </w:r>
-      <w:r>
-        <w:rPr>
-          <w:rStyle w:val="ae"/>
-        </w:rPr>
-        <w:t>建議（</w:t>
-      </w:r>
-      <w:r>
-        <w:rPr>
-          <w:rStyle w:val="ae"/>
-        </w:rPr>
-        <w:t>Suggestion</w:t>
-      </w:r>
-      <w:r>
-        <w:rPr>
-          <w:rStyle w:val="ae"/>
-        </w:rPr>
-        <w:t>）</w:t>
-      </w:r>
-      <w:r>
-        <w:br/>
-      </w:r>
-      <w:r>
-        <w:t>左眼視力較差</w:t>
-      </w:r>
-      <w:r>
-        <w:t>,</w:t>
-      </w:r>
-      <w:r>
-        <w:t>請至門診就診。</w:t>
-      </w:r>
-      <w:r>
-        <w:br/>
-      </w:r>
-      <w:r>
-        <w:rPr>
-          <w:rStyle w:val="ae"/>
-        </w:rPr>
-        <w:t>眼底攝影報告</w:t>
-      </w:r>
-      <w:r>
-        <w:br/>
-      </w:r>
-      <w:r>
-        <w:t>雙眼無明顯視神經及視網膜病變。</w:t>
-      </w:r>
-      <w:r>
-        <w:br/>
-      </w:r>
-    </w:p>
+    <w:p/>
     <w:sectPr>
       <w:pgSz w:w="11906" w:h="16838"/>
       <w:pgMar w:top="1440" w:right="1800" w:bottom="1440" w:left="1800" w:header="851" w:footer="992" w:gutter="0"/>
@@ -919,6 +904,9 @@
 <w:endnotes xmlns:wpc="http://schemas.microsoft.com/office/word/2010/wordprocessingCanvas" xmlns:cx="http://schemas.microsoft.com/office/drawing/2014/chartex" xmlns:cx1="http://schemas.microsoft.com/office/drawing/2015/9/8/chartex" xmlns:cx2="http://schemas.microsoft.com/office/drawing/2015/10/21/chartex" xmlns:cx3="http://schemas.microsoft.com/office/drawing/2016/5/9/chartex" xmlns:cx4="http://schemas.microsoft.com/office/drawing/2016/5/10/chartex" xmlns:cx5="http://schemas.microsoft.com/office/drawing/2016/5/11/chartex" xmlns:cx6="http://schemas.microsoft.com/office/drawing/2016/5/12/chartex" xmlns:cx7="http://schemas.microsoft.com/office/drawing/2016/5/13/chartex" xmlns:cx8="http://schemas.microsoft.com/office/drawing/2016/5/14/chartex" xmlns:mc="http://schemas.openxmlformats.org/markup-compatibility/2006" xmlns:aink="http://schemas.microsoft.com/office/drawing/2016/ink" xmlns:am3d="http://schemas.microsoft.com/office/drawing/2017/model3d" xmlns:o="urn:schemas-microsoft-com:office:office" xmlns:oel="http://schemas.microsoft.com/office/2019/extlst" xmlns:r="http://schemas.openxmlformats.org/officeDocument/2006/relationships" xmlns:m="http://schemas.openxmlformats.org/officeDocument/2006/math" xmlns:v="urn:schemas-microsoft-com:vml" xmlns:wp14="http://schemas.microsoft.com/office/word/2010/wordprocessingDrawing" xmlns:wp="http://schemas.openxmlformats.org/drawingml/2006/wordprocessingDrawing" xmlns:w10="urn:schemas-microsoft-com:office:word" xmlns:w="http://schemas.openxmlformats.org/wordprocessingml/2006/main" xmlns:w14="http://schemas.microsoft.com/office/word/2010/wordml" xmlns:w15="http://schemas.microsoft.com/office/word/2012/wordml" xmlns:w16cex="http://schemas.microsoft.com/office/word/2018/wordml/cex" xmlns:w16cid="http://schemas.microsoft.com/office/word/2016/wordml/cid" xmlns:w16="http://schemas.microsoft.com/office/word/2018/wordml" xmlns:w16du="http://schemas.microsoft.com/office/word/2023/wordml/word16du" xmlns:w16sdtdh="http://schemas.microsoft.com/office/word/2020/wordml/sdtdatahash" xmlns:w16sdtfl="http://schemas.microsoft.com/office/word/2024/wordml/sdtformatlock" xmlns:w16se="http://schemas.microsoft.com/office/word/2015/wordml/symex" xmlns:wpg="http://schemas.microsoft.com/office/word/2010/wordprocessingGroup" xmlns:wpi="http://schemas.microsoft.com/office/word/2010/wordprocessingInk" xmlns:wne="http://schemas.microsoft.com/office/word/2006/wordml" xmlns:wps="http://schemas.microsoft.com/office/word/2010/wordprocessingShape" mc:Ignorable="w14 w15 w16se w16cid w16 w16cex w16sdtdh w16sdtfl w16du wp14">
   <w:endnote w:type="separator" w:id="-1">
     <w:p>
+      <w:pPr>
+        <w:spacing w:after="0" w:line="240" w:lineRule="auto"/>
+      </w:pPr>
       <w:r>
         <w:separator/>
       </w:r>
@@ -926,6 +914,9 @@
   </w:endnote>
   <w:endnote w:type="continuationSeparator" w:id="0">
     <w:p>
+      <w:pPr>
+        <w:spacing w:after="0" w:line="240" w:lineRule="auto"/>
+      </w:pPr>
       <w:r>
         <w:continuationSeparator/>
       </w:r>
@@ -938,6 +929,9 @@
 <w:footnotes xmlns:wpc="http://schemas.microsoft.com/office/word/2010/wordprocessingCanvas" xmlns:cx="http://schemas.microsoft.com/office/drawing/2014/chartex" xmlns:cx1="http://schemas.microsoft.com/office/drawing/2015/9/8/chartex" xmlns:cx2="http://schemas.microsoft.com/office/drawing/2015/10/21/chartex" xmlns:cx3="http://schemas.microsoft.com/office/drawing/2016/5/9/chartex" xmlns:cx4="http://schemas.microsoft.com/office/drawing/2016/5/10/chartex" xmlns:cx5="http://schemas.microsoft.com/office/drawing/2016/5/11/chartex" xmlns:cx6="http://schemas.microsoft.com/office/drawing/2016/5/12/chartex" xmlns:cx7="http://schemas.microsoft.com/office/drawing/2016/5/13/chartex" xmlns:cx8="http://schemas.microsoft.com/office/drawing/2016/5/14/chartex" xmlns:mc="http://schemas.openxmlformats.org/markup-compatibility/2006" xmlns:aink="http://schemas.microsoft.com/office/drawing/2016/ink" xmlns:am3d="http://schemas.microsoft.com/office/drawing/2017/model3d" xmlns:o="urn:schemas-microsoft-com:office:office" xmlns:oel="http://schemas.microsoft.com/office/2019/extlst" xmlns:r="http://schemas.openxmlformats.org/officeDocument/2006/relationships" xmlns:m="http://schemas.openxmlformats.org/officeDocument/2006/math" xmlns:v="urn:schemas-microsoft-com:vml" xmlns:wp14="http://schemas.microsoft.com/office/word/2010/wordprocessingDrawing" xmlns:wp="http://schemas.openxmlformats.org/drawingml/2006/wordprocessingDrawing" xmlns:w10="urn:schemas-microsoft-com:office:word" xmlns:w="http://schemas.openxmlformats.org/wordprocessingml/2006/main" xmlns:w14="http://schemas.microsoft.com/office/word/2010/wordml" xmlns:w15="http://schemas.microsoft.com/office/word/2012/wordml" xmlns:w16cex="http://schemas.microsoft.com/office/word/2018/wordml/cex" xmlns:w16cid="http://schemas.microsoft.com/office/word/2016/wordml/cid" xmlns:w16="http://schemas.microsoft.com/office/word/2018/wordml" xmlns:w16du="http://schemas.microsoft.com/office/word/2023/wordml/word16du" xmlns:w16sdtdh="http://schemas.microsoft.com/office/word/2020/wordml/sdtdatahash" xmlns:w16sdtfl="http://schemas.microsoft.com/office/word/2024/wordml/sdtformatlock" xmlns:w16se="http://schemas.microsoft.com/office/word/2015/wordml/symex" xmlns:wpg="http://schemas.microsoft.com/office/word/2010/wordprocessingGroup" xmlns:wpi="http://schemas.microsoft.com/office/word/2010/wordprocessingInk" xmlns:wne="http://schemas.microsoft.com/office/word/2006/wordml" xmlns:wps="http://schemas.microsoft.com/office/word/2010/wordprocessingShape" mc:Ignorable="w14 w15 w16se w16cid w16 w16cex w16sdtdh w16sdtfl w16du wp14">
   <w:footnote w:type="separator" w:id="-1">
     <w:p>
+      <w:pPr>
+        <w:spacing w:after="0" w:line="240" w:lineRule="auto"/>
+      </w:pPr>
       <w:r>
         <w:separator/>
       </w:r>
@@ -945,6 +939,9 @@
   </w:footnote>
   <w:footnote w:type="continuationSeparator" w:id="0">
     <w:p>
+      <w:pPr>
+        <w:spacing w:after="0" w:line="240" w:lineRule="auto"/>
+      </w:pPr>
       <w:r>
         <w:continuationSeparator/>
       </w:r>
@@ -1353,15 +1350,9 @@
   <w:style w:type="paragraph" w:default="1" w:styleId="a">
     <w:name w:val="Normal"/>
     <w:qFormat/>
-    <w:rsid w:val="0035342C"/>
     <w:pPr>
       <w:widowControl w:val="0"/>
-      <w:spacing w:after="0" w:line="240" w:lineRule="auto"/>
     </w:pPr>
-    <w:rPr>
-      <w:rFonts w:eastAsia="標楷體"/>
-      <w14:ligatures w14:val="none"/>
-    </w:rPr>
   </w:style>
   <w:style w:type="paragraph" w:styleId="1">
     <w:name w:val="heading 1"/>
@@ -1370,19 +1361,18 @@
     <w:link w:val="10"/>
     <w:uiPriority w:val="9"/>
     <w:qFormat/>
-    <w:rsid w:val="0035342C"/>
+    <w:rsid w:val="0022555C"/>
     <w:pPr>
       <w:keepNext/>
       <w:keepLines/>
-      <w:spacing w:before="480" w:after="80" w:line="278" w:lineRule="auto"/>
+      <w:spacing w:before="480" w:after="80"/>
       <w:outlineLvl w:val="0"/>
     </w:pPr>
     <w:rPr>
       <w:rFonts w:asciiTheme="majorHAnsi" w:eastAsiaTheme="majorEastAsia" w:hAnsiTheme="majorHAnsi" w:cstheme="majorBidi"/>
-      <w:color w:val="0F4761" w:themeColor="accent1" w:themeShade="BF"/>
+      <w:color w:val="2F5496" w:themeColor="accent1" w:themeShade="BF"/>
       <w:sz w:val="48"/>
       <w:szCs w:val="48"/>
-      <w14:ligatures w14:val="standardContextual"/>
     </w:rPr>
   </w:style>
   <w:style w:type="paragraph" w:styleId="2">
@@ -1394,19 +1384,18 @@
     <w:semiHidden/>
     <w:unhideWhenUsed/>
     <w:qFormat/>
-    <w:rsid w:val="0035342C"/>
+    <w:rsid w:val="0022555C"/>
     <w:pPr>
       <w:keepNext/>
       <w:keepLines/>
-      <w:spacing w:before="160" w:after="80" w:line="278" w:lineRule="auto"/>
+      <w:spacing w:before="160" w:after="80"/>
       <w:outlineLvl w:val="1"/>
     </w:pPr>
     <w:rPr>
       <w:rFonts w:asciiTheme="majorHAnsi" w:eastAsiaTheme="majorEastAsia" w:hAnsiTheme="majorHAnsi" w:cstheme="majorBidi"/>
-      <w:color w:val="0F4761" w:themeColor="accent1" w:themeShade="BF"/>
+      <w:color w:val="2F5496" w:themeColor="accent1" w:themeShade="BF"/>
       <w:sz w:val="40"/>
       <w:szCs w:val="40"/>
-      <w14:ligatures w14:val="standardContextual"/>
     </w:rPr>
   </w:style>
   <w:style w:type="paragraph" w:styleId="3">
@@ -1418,19 +1407,18 @@
     <w:semiHidden/>
     <w:unhideWhenUsed/>
     <w:qFormat/>
-    <w:rsid w:val="0035342C"/>
+    <w:rsid w:val="0022555C"/>
     <w:pPr>
       <w:keepNext/>
       <w:keepLines/>
-      <w:spacing w:before="160" w:after="40" w:line="278" w:lineRule="auto"/>
+      <w:spacing w:before="160" w:after="40"/>
       <w:outlineLvl w:val="2"/>
     </w:pPr>
     <w:rPr>
       <w:rFonts w:eastAsiaTheme="majorEastAsia" w:cstheme="majorBidi"/>
-      <w:color w:val="0F4761" w:themeColor="accent1" w:themeShade="BF"/>
+      <w:color w:val="2F5496" w:themeColor="accent1" w:themeShade="BF"/>
       <w:sz w:val="32"/>
       <w:szCs w:val="32"/>
-      <w14:ligatures w14:val="standardContextual"/>
     </w:rPr>
   </w:style>
   <w:style w:type="paragraph" w:styleId="4">
@@ -1442,19 +1430,18 @@
     <w:semiHidden/>
     <w:unhideWhenUsed/>
     <w:qFormat/>
-    <w:rsid w:val="0035342C"/>
+    <w:rsid w:val="0022555C"/>
     <w:pPr>
       <w:keepNext/>
       <w:keepLines/>
-      <w:spacing w:before="160" w:after="40" w:line="278" w:lineRule="auto"/>
+      <w:spacing w:before="160" w:after="40"/>
       <w:outlineLvl w:val="3"/>
     </w:pPr>
     <w:rPr>
       <w:rFonts w:eastAsiaTheme="majorEastAsia" w:cstheme="majorBidi"/>
-      <w:color w:val="0F4761" w:themeColor="accent1" w:themeShade="BF"/>
+      <w:color w:val="2F5496" w:themeColor="accent1" w:themeShade="BF"/>
       <w:sz w:val="28"/>
       <w:szCs w:val="28"/>
-      <w14:ligatures w14:val="standardContextual"/>
     </w:rPr>
   </w:style>
   <w:style w:type="paragraph" w:styleId="5">
@@ -1466,17 +1453,16 @@
     <w:semiHidden/>
     <w:unhideWhenUsed/>
     <w:qFormat/>
-    <w:rsid w:val="0035342C"/>
+    <w:rsid w:val="0022555C"/>
     <w:pPr>
       <w:keepNext/>
       <w:keepLines/>
-      <w:spacing w:before="80" w:after="40" w:line="278" w:lineRule="auto"/>
+      <w:spacing w:before="80" w:after="40"/>
       <w:outlineLvl w:val="4"/>
     </w:pPr>
     <w:rPr>
       <w:rFonts w:eastAsiaTheme="majorEastAsia" w:cstheme="majorBidi"/>
-      <w:color w:val="0F4761" w:themeColor="accent1" w:themeShade="BF"/>
-      <w14:ligatures w14:val="standardContextual"/>
+      <w:color w:val="2F5496" w:themeColor="accent1" w:themeShade="BF"/>
     </w:rPr>
   </w:style>
   <w:style w:type="paragraph" w:styleId="6">
@@ -1488,17 +1474,16 @@
     <w:semiHidden/>
     <w:unhideWhenUsed/>
     <w:qFormat/>
-    <w:rsid w:val="0035342C"/>
+    <w:rsid w:val="0022555C"/>
     <w:pPr>
       <w:keepNext/>
       <w:keepLines/>
-      <w:spacing w:before="40" w:line="278" w:lineRule="auto"/>
+      <w:spacing w:before="40" w:after="0"/>
       <w:outlineLvl w:val="5"/>
     </w:pPr>
     <w:rPr>
       <w:rFonts w:eastAsiaTheme="majorEastAsia" w:cstheme="majorBidi"/>
       <w:color w:val="595959" w:themeColor="text1" w:themeTint="A6"/>
-      <w14:ligatures w14:val="standardContextual"/>
     </w:rPr>
   </w:style>
   <w:style w:type="paragraph" w:styleId="7">
@@ -1510,18 +1495,17 @@
     <w:semiHidden/>
     <w:unhideWhenUsed/>
     <w:qFormat/>
-    <w:rsid w:val="0035342C"/>
+    <w:rsid w:val="0022555C"/>
     <w:pPr>
       <w:keepNext/>
       <w:keepLines/>
-      <w:spacing w:before="40" w:line="278" w:lineRule="auto"/>
+      <w:spacing w:before="40" w:after="0"/>
       <w:ind w:leftChars="100" w:left="100"/>
       <w:outlineLvl w:val="6"/>
     </w:pPr>
     <w:rPr>
       <w:rFonts w:eastAsiaTheme="majorEastAsia" w:cstheme="majorBidi"/>
       <w:color w:val="595959" w:themeColor="text1" w:themeTint="A6"/>
-      <w14:ligatures w14:val="standardContextual"/>
     </w:rPr>
   </w:style>
   <w:style w:type="paragraph" w:styleId="8">
@@ -1533,18 +1517,17 @@
     <w:semiHidden/>
     <w:unhideWhenUsed/>
     <w:qFormat/>
-    <w:rsid w:val="0035342C"/>
+    <w:rsid w:val="0022555C"/>
     <w:pPr>
       <w:keepNext/>
       <w:keepLines/>
-      <w:spacing w:before="40" w:line="278" w:lineRule="auto"/>
+      <w:spacing w:before="40" w:after="0"/>
       <w:ind w:leftChars="200" w:left="200"/>
       <w:outlineLvl w:val="7"/>
     </w:pPr>
     <w:rPr>
       <w:rFonts w:eastAsiaTheme="majorEastAsia" w:cstheme="majorBidi"/>
       <w:color w:val="272727" w:themeColor="text1" w:themeTint="D8"/>
-      <w14:ligatures w14:val="standardContextual"/>
     </w:rPr>
   </w:style>
   <w:style w:type="paragraph" w:styleId="9">
@@ -1556,18 +1539,17 @@
     <w:semiHidden/>
     <w:unhideWhenUsed/>
     <w:qFormat/>
-    <w:rsid w:val="0035342C"/>
+    <w:rsid w:val="0022555C"/>
     <w:pPr>
       <w:keepNext/>
       <w:keepLines/>
-      <w:spacing w:before="40" w:line="278" w:lineRule="auto"/>
+      <w:spacing w:before="40" w:after="0"/>
       <w:ind w:leftChars="300" w:left="300"/>
       <w:outlineLvl w:val="8"/>
     </w:pPr>
     <w:rPr>
       <w:rFonts w:eastAsiaTheme="majorEastAsia" w:cstheme="majorBidi"/>
       <w:color w:val="272727" w:themeColor="text1" w:themeTint="D8"/>
-      <w14:ligatures w14:val="standardContextual"/>
     </w:rPr>
   </w:style>
   <w:style w:type="character" w:default="1" w:styleId="a0">
@@ -1602,10 +1584,10 @@
     <w:basedOn w:val="a0"/>
     <w:link w:val="1"/>
     <w:uiPriority w:val="9"/>
-    <w:rsid w:val="0035342C"/>
+    <w:rsid w:val="0022555C"/>
     <w:rPr>
       <w:rFonts w:asciiTheme="majorHAnsi" w:eastAsiaTheme="majorEastAsia" w:hAnsiTheme="majorHAnsi" w:cstheme="majorBidi"/>
-      <w:color w:val="0F4761" w:themeColor="accent1" w:themeShade="BF"/>
+      <w:color w:val="2F5496" w:themeColor="accent1" w:themeShade="BF"/>
       <w:sz w:val="48"/>
       <w:szCs w:val="48"/>
     </w:rPr>
@@ -1616,10 +1598,10 @@
     <w:link w:val="2"/>
     <w:uiPriority w:val="9"/>
     <w:semiHidden/>
-    <w:rsid w:val="0035342C"/>
+    <w:rsid w:val="0022555C"/>
     <w:rPr>
       <w:rFonts w:asciiTheme="majorHAnsi" w:eastAsiaTheme="majorEastAsia" w:hAnsiTheme="majorHAnsi" w:cstheme="majorBidi"/>
-      <w:color w:val="0F4761" w:themeColor="accent1" w:themeShade="BF"/>
+      <w:color w:val="2F5496" w:themeColor="accent1" w:themeShade="BF"/>
       <w:sz w:val="40"/>
       <w:szCs w:val="40"/>
     </w:rPr>
@@ -1630,10 +1612,10 @@
     <w:link w:val="3"/>
     <w:uiPriority w:val="9"/>
     <w:semiHidden/>
-    <w:rsid w:val="0035342C"/>
+    <w:rsid w:val="0022555C"/>
     <w:rPr>
       <w:rFonts w:eastAsiaTheme="majorEastAsia" w:cstheme="majorBidi"/>
-      <w:color w:val="0F4761" w:themeColor="accent1" w:themeShade="BF"/>
+      <w:color w:val="2F5496" w:themeColor="accent1" w:themeShade="BF"/>
       <w:sz w:val="32"/>
       <w:szCs w:val="32"/>
     </w:rPr>
@@ -1644,10 +1626,10 @@
     <w:link w:val="4"/>
     <w:uiPriority w:val="9"/>
     <w:semiHidden/>
-    <w:rsid w:val="0035342C"/>
+    <w:rsid w:val="0022555C"/>
     <w:rPr>
       <w:rFonts w:eastAsiaTheme="majorEastAsia" w:cstheme="majorBidi"/>
-      <w:color w:val="0F4761" w:themeColor="accent1" w:themeShade="BF"/>
+      <w:color w:val="2F5496" w:themeColor="accent1" w:themeShade="BF"/>
       <w:sz w:val="28"/>
       <w:szCs w:val="28"/>
     </w:rPr>
@@ -1658,10 +1640,10 @@
     <w:link w:val="5"/>
     <w:uiPriority w:val="9"/>
     <w:semiHidden/>
-    <w:rsid w:val="0035342C"/>
+    <w:rsid w:val="0022555C"/>
     <w:rPr>
       <w:rFonts w:eastAsiaTheme="majorEastAsia" w:cstheme="majorBidi"/>
-      <w:color w:val="0F4761" w:themeColor="accent1" w:themeShade="BF"/>
+      <w:color w:val="2F5496" w:themeColor="accent1" w:themeShade="BF"/>
     </w:rPr>
   </w:style>
   <w:style w:type="character" w:customStyle="1" w:styleId="60">
@@ -1670,7 +1652,7 @@
     <w:link w:val="6"/>
     <w:uiPriority w:val="9"/>
     <w:semiHidden/>
-    <w:rsid w:val="0035342C"/>
+    <w:rsid w:val="0022555C"/>
     <w:rPr>
       <w:rFonts w:eastAsiaTheme="majorEastAsia" w:cstheme="majorBidi"/>
       <w:color w:val="595959" w:themeColor="text1" w:themeTint="A6"/>
@@ -1682,7 +1664,7 @@
     <w:link w:val="7"/>
     <w:uiPriority w:val="9"/>
     <w:semiHidden/>
-    <w:rsid w:val="0035342C"/>
+    <w:rsid w:val="0022555C"/>
     <w:rPr>
       <w:rFonts w:eastAsiaTheme="majorEastAsia" w:cstheme="majorBidi"/>
       <w:color w:val="595959" w:themeColor="text1" w:themeTint="A6"/>
@@ -1694,7 +1676,7 @@
     <w:link w:val="8"/>
     <w:uiPriority w:val="9"/>
     <w:semiHidden/>
-    <w:rsid w:val="0035342C"/>
+    <w:rsid w:val="0022555C"/>
     <w:rPr>
       <w:rFonts w:eastAsiaTheme="majorEastAsia" w:cstheme="majorBidi"/>
       <w:color w:val="272727" w:themeColor="text1" w:themeTint="D8"/>
@@ -1706,7 +1688,7 @@
     <w:link w:val="9"/>
     <w:uiPriority w:val="9"/>
     <w:semiHidden/>
-    <w:rsid w:val="0035342C"/>
+    <w:rsid w:val="0022555C"/>
     <w:rPr>
       <w:rFonts w:eastAsiaTheme="majorEastAsia" w:cstheme="majorBidi"/>
       <w:color w:val="272727" w:themeColor="text1" w:themeTint="D8"/>
@@ -1719,9 +1701,9 @@
     <w:link w:val="a4"/>
     <w:uiPriority w:val="10"/>
     <w:qFormat/>
-    <w:rsid w:val="0035342C"/>
+    <w:rsid w:val="0022555C"/>
     <w:pPr>
-      <w:spacing w:after="80"/>
+      <w:spacing w:after="80" w:line="240" w:lineRule="auto"/>
       <w:contextualSpacing/>
       <w:jc w:val="center"/>
     </w:pPr>
@@ -1731,7 +1713,6 @@
       <w:kern w:val="28"/>
       <w:sz w:val="56"/>
       <w:szCs w:val="56"/>
-      <w14:ligatures w14:val="standardContextual"/>
     </w:rPr>
   </w:style>
   <w:style w:type="character" w:customStyle="1" w:styleId="a4">
@@ -1739,7 +1720,7 @@
     <w:basedOn w:val="a0"/>
     <w:link w:val="a3"/>
     <w:uiPriority w:val="10"/>
-    <w:rsid w:val="0035342C"/>
+    <w:rsid w:val="0022555C"/>
     <w:rPr>
       <w:rFonts w:asciiTheme="majorHAnsi" w:eastAsiaTheme="majorEastAsia" w:hAnsiTheme="majorHAnsi" w:cstheme="majorBidi"/>
       <w:spacing w:val="-10"/>
@@ -1755,12 +1736,11 @@
     <w:link w:val="a6"/>
     <w:uiPriority w:val="11"/>
     <w:qFormat/>
-    <w:rsid w:val="0035342C"/>
+    <w:rsid w:val="0022555C"/>
     <w:pPr>
       <w:numPr>
         <w:ilvl w:val="1"/>
       </w:numPr>
-      <w:spacing w:after="160" w:line="278" w:lineRule="auto"/>
       <w:jc w:val="center"/>
     </w:pPr>
     <w:rPr>
@@ -1769,7 +1749,6 @@
       <w:spacing w:val="15"/>
       <w:sz w:val="28"/>
       <w:szCs w:val="28"/>
-      <w14:ligatures w14:val="standardContextual"/>
     </w:rPr>
   </w:style>
   <w:style w:type="character" w:customStyle="1" w:styleId="a6">
@@ -1777,7 +1756,7 @@
     <w:basedOn w:val="a0"/>
     <w:link w:val="a5"/>
     <w:uiPriority w:val="11"/>
-    <w:rsid w:val="0035342C"/>
+    <w:rsid w:val="0022555C"/>
     <w:rPr>
       <w:rFonts w:asciiTheme="majorHAnsi" w:eastAsiaTheme="majorEastAsia" w:hAnsiTheme="majorHAnsi" w:cstheme="majorBidi"/>
       <w:color w:val="595959" w:themeColor="text1" w:themeTint="A6"/>
@@ -1793,17 +1772,15 @@
     <w:link w:val="a8"/>
     <w:uiPriority w:val="29"/>
     <w:qFormat/>
-    <w:rsid w:val="0035342C"/>
+    <w:rsid w:val="0022555C"/>
     <w:pPr>
-      <w:spacing w:before="160" w:after="160" w:line="278" w:lineRule="auto"/>
+      <w:spacing w:before="160"/>
       <w:jc w:val="center"/>
     </w:pPr>
     <w:rPr>
-      <w:rFonts w:eastAsiaTheme="minorEastAsia"/>
       <w:i/>
       <w:iCs/>
       <w:color w:val="404040" w:themeColor="text1" w:themeTint="BF"/>
-      <w14:ligatures w14:val="standardContextual"/>
     </w:rPr>
   </w:style>
   <w:style w:type="character" w:customStyle="1" w:styleId="a8">
@@ -1811,7 +1788,7 @@
     <w:basedOn w:val="a0"/>
     <w:link w:val="a7"/>
     <w:uiPriority w:val="29"/>
-    <w:rsid w:val="0035342C"/>
+    <w:rsid w:val="0022555C"/>
     <w:rPr>
       <w:i/>
       <w:iCs/>
@@ -1823,27 +1800,22 @@
     <w:basedOn w:val="a"/>
     <w:uiPriority w:val="34"/>
     <w:qFormat/>
-    <w:rsid w:val="0035342C"/>
+    <w:rsid w:val="0022555C"/>
     <w:pPr>
-      <w:spacing w:after="160" w:line="278" w:lineRule="auto"/>
       <w:ind w:left="720"/>
       <w:contextualSpacing/>
     </w:pPr>
-    <w:rPr>
-      <w:rFonts w:eastAsiaTheme="minorEastAsia"/>
-      <w14:ligatures w14:val="standardContextual"/>
-    </w:rPr>
   </w:style>
   <w:style w:type="character" w:styleId="aa">
     <w:name w:val="Intense Emphasis"/>
     <w:basedOn w:val="a0"/>
     <w:uiPriority w:val="21"/>
     <w:qFormat/>
-    <w:rsid w:val="0035342C"/>
+    <w:rsid w:val="0022555C"/>
     <w:rPr>
       <w:i/>
       <w:iCs/>
-      <w:color w:val="0F4761" w:themeColor="accent1" w:themeShade="BF"/>
+      <w:color w:val="2F5496" w:themeColor="accent1" w:themeShade="BF"/>
     </w:rPr>
   </w:style>
   <w:style w:type="paragraph" w:styleId="ab">
@@ -1853,22 +1825,20 @@
     <w:link w:val="ac"/>
     <w:uiPriority w:val="30"/>
     <w:qFormat/>
-    <w:rsid w:val="0035342C"/>
+    <w:rsid w:val="0022555C"/>
     <w:pPr>
       <w:pBdr>
-        <w:top w:val="single" w:sz="4" w:space="10" w:color="0F4761" w:themeColor="accent1" w:themeShade="BF"/>
-        <w:bottom w:val="single" w:sz="4" w:space="10" w:color="0F4761" w:themeColor="accent1" w:themeShade="BF"/>
+        <w:top w:val="single" w:sz="4" w:space="10" w:color="2F5496" w:themeColor="accent1" w:themeShade="BF"/>
+        <w:bottom w:val="single" w:sz="4" w:space="10" w:color="2F5496" w:themeColor="accent1" w:themeShade="BF"/>
       </w:pBdr>
-      <w:spacing w:before="360" w:after="360" w:line="278" w:lineRule="auto"/>
+      <w:spacing w:before="360" w:after="360"/>
       <w:ind w:left="864" w:right="864"/>
       <w:jc w:val="center"/>
     </w:pPr>
     <w:rPr>
-      <w:rFonts w:eastAsiaTheme="minorEastAsia"/>
       <w:i/>
       <w:iCs/>
-      <w:color w:val="0F4761" w:themeColor="accent1" w:themeShade="BF"/>
-      <w14:ligatures w14:val="standardContextual"/>
+      <w:color w:val="2F5496" w:themeColor="accent1" w:themeShade="BF"/>
     </w:rPr>
   </w:style>
   <w:style w:type="character" w:customStyle="1" w:styleId="ac">
@@ -1876,11 +1846,11 @@
     <w:basedOn w:val="a0"/>
     <w:link w:val="ab"/>
     <w:uiPriority w:val="30"/>
-    <w:rsid w:val="0035342C"/>
+    <w:rsid w:val="0022555C"/>
     <w:rPr>
       <w:i/>
       <w:iCs/>
-      <w:color w:val="0F4761" w:themeColor="accent1" w:themeShade="BF"/>
+      <w:color w:val="2F5496" w:themeColor="accent1" w:themeShade="BF"/>
     </w:rPr>
   </w:style>
   <w:style w:type="character" w:styleId="ad">
@@ -1888,33 +1858,22 @@
     <w:basedOn w:val="a0"/>
     <w:uiPriority w:val="32"/>
     <w:qFormat/>
-    <w:rsid w:val="0035342C"/>
+    <w:rsid w:val="0022555C"/>
     <w:rPr>
       <w:b/>
       <w:bCs/>
       <w:smallCaps/>
-      <w:color w:val="0F4761" w:themeColor="accent1" w:themeShade="BF"/>
+      <w:color w:val="2F5496" w:themeColor="accent1" w:themeShade="BF"/>
       <w:spacing w:val="5"/>
     </w:rPr>
   </w:style>
-  <w:style w:type="character" w:styleId="ae">
-    <w:name w:val="Strong"/>
-    <w:basedOn w:val="a0"/>
-    <w:uiPriority w:val="22"/>
-    <w:qFormat/>
-    <w:rsid w:val="0035342C"/>
-    <w:rPr>
-      <w:b/>
-      <w:bCs/>
-    </w:rPr>
-  </w:style>
-  <w:style w:type="paragraph" w:styleId="af">
+  <w:style w:type="paragraph" w:styleId="ae">
     <w:name w:val="header"/>
     <w:basedOn w:val="a"/>
-    <w:link w:val="af0"/>
+    <w:link w:val="af"/>
     <w:uiPriority w:val="99"/>
     <w:unhideWhenUsed/>
-    <w:rsid w:val="0034728D"/>
+    <w:rsid w:val="000A6BBE"/>
     <w:pPr>
       <w:tabs>
         <w:tab w:val="center" w:pos="4153"/>
@@ -1927,26 +1886,24 @@
       <w:szCs w:val="20"/>
     </w:rPr>
   </w:style>
-  <w:style w:type="character" w:customStyle="1" w:styleId="af0">
+  <w:style w:type="character" w:customStyle="1" w:styleId="af">
     <w:name w:val="頁首 字元"/>
     <w:basedOn w:val="a0"/>
-    <w:link w:val="af"/>
+    <w:link w:val="ae"/>
     <w:uiPriority w:val="99"/>
-    <w:rsid w:val="0034728D"/>
-    <w:rPr>
-      <w:rFonts w:eastAsia="標楷體"/>
+    <w:rsid w:val="000A6BBE"/>
+    <w:rPr>
       <w:sz w:val="20"/>
       <w:szCs w:val="20"/>
-      <w14:ligatures w14:val="none"/>
-    </w:rPr>
-  </w:style>
-  <w:style w:type="paragraph" w:styleId="af1">
+    </w:rPr>
+  </w:style>
+  <w:style w:type="paragraph" w:styleId="af0">
     <w:name w:val="footer"/>
     <w:basedOn w:val="a"/>
-    <w:link w:val="af2"/>
+    <w:link w:val="af1"/>
     <w:uiPriority w:val="99"/>
     <w:unhideWhenUsed/>
-    <w:rsid w:val="0034728D"/>
+    <w:rsid w:val="000A6BBE"/>
     <w:pPr>
       <w:tabs>
         <w:tab w:val="center" w:pos="4153"/>
@@ -1959,17 +1916,15 @@
       <w:szCs w:val="20"/>
     </w:rPr>
   </w:style>
-  <w:style w:type="character" w:customStyle="1" w:styleId="af2">
+  <w:style w:type="character" w:customStyle="1" w:styleId="af1">
     <w:name w:val="頁尾 字元"/>
     <w:basedOn w:val="a0"/>
-    <w:link w:val="af1"/>
+    <w:link w:val="af0"/>
     <w:uiPriority w:val="99"/>
-    <w:rsid w:val="0034728D"/>
-    <w:rPr>
-      <w:rFonts w:eastAsia="標楷體"/>
+    <w:rsid w:val="000A6BBE"/>
+    <w:rPr>
       <w:sz w:val="20"/>
       <w:szCs w:val="20"/>
-      <w14:ligatures w14:val="none"/>
     </w:rPr>
   </w:style>
 </w:styles>
@@ -1986,39 +1941,39 @@
         <a:sysClr val="window" lastClr="FFFFFF"/>
       </a:lt1>
       <a:dk2>
-        <a:srgbClr val="0E2841"/>
+        <a:srgbClr val="44546A"/>
       </a:dk2>
       <a:lt2>
-        <a:srgbClr val="E8E8E8"/>
+        <a:srgbClr val="E7E6E6"/>
       </a:lt2>
       <a:accent1>
-        <a:srgbClr val="156082"/>
+        <a:srgbClr val="4472C4"/>
       </a:accent1>
       <a:accent2>
-        <a:srgbClr val="E97132"/>
+        <a:srgbClr val="ED7D31"/>
       </a:accent2>
       <a:accent3>
-        <a:srgbClr val="196B24"/>
+        <a:srgbClr val="A5A5A5"/>
       </a:accent3>
       <a:accent4>
-        <a:srgbClr val="0F9ED5"/>
+        <a:srgbClr val="FFC000"/>
       </a:accent4>
       <a:accent5>
-        <a:srgbClr val="A02B93"/>
+        <a:srgbClr val="5B9BD5"/>
       </a:accent5>
       <a:accent6>
-        <a:srgbClr val="4EA72E"/>
+        <a:srgbClr val="70AD47"/>
       </a:accent6>
       <a:hlink>
-        <a:srgbClr val="467886"/>
+        <a:srgbClr val="0563C1"/>
       </a:hlink>
       <a:folHlink>
-        <a:srgbClr val="96607D"/>
+        <a:srgbClr val="954F72"/>
       </a:folHlink>
     </a:clrScheme>
     <a:fontScheme name="Office">
       <a:majorFont>
-        <a:latin typeface="Aptos Display" panose="02110004020202020204"/>
+        <a:latin typeface="Calibri Light" panose="020F0302020204030204"/>
         <a:ea typeface=""/>
         <a:cs typeface=""/>
         <a:font script="Jpan" typeface="游ゴシック Light"/>
@@ -2070,10 +2025,10 @@
         <a:font script="Tfng" typeface="Ebrima"/>
       </a:majorFont>
       <a:minorFont>
-        <a:latin typeface="Aptos" panose="02110004020202020204"/>
+        <a:latin typeface="Calibri" panose="020F0502020204030204"/>
         <a:ea typeface=""/>
         <a:cs typeface=""/>
-        <a:font script="Jpan" typeface="游明朝"/>
+        <a:font script="Jpan" typeface="游ゴシック"/>
         <a:font script="Hang" typeface="맑은 고딕"/>
         <a:font script="Hans" typeface="等线"/>
         <a:font script="Hant" typeface="新細明體"/>
@@ -2181,6 +2136,13 @@
         </a:gradFill>
       </a:fillStyleLst>
       <a:lnStyleLst>
+        <a:ln w="6350" cap="flat" cmpd="sng" algn="ctr">
+          <a:solidFill>
+            <a:schemeClr val="phClr"/>
+          </a:solidFill>
+          <a:prstDash val="solid"/>
+          <a:miter lim="800000"/>
+        </a:ln>
         <a:ln w="12700" cap="flat" cmpd="sng" algn="ctr">
           <a:solidFill>
             <a:schemeClr val="phClr"/>
@@ -2189,13 +2151,6 @@
           <a:miter lim="800000"/>
         </a:ln>
         <a:ln w="19050" cap="flat" cmpd="sng" algn="ctr">
-          <a:solidFill>
-            <a:schemeClr val="phClr"/>
-          </a:solidFill>
-          <a:prstDash val="solid"/>
-          <a:miter lim="800000"/>
-        </a:ln>
-        <a:ln w="25400" cap="flat" cmpd="sng" algn="ctr">
           <a:solidFill>
             <a:schemeClr val="phClr"/>
           </a:solidFill>
@@ -2260,32 +2215,261 @@
       </a:bgFillStyleLst>
     </a:fmtScheme>
   </a:themeElements>
-  <a:objectDefaults>
-    <a:lnDef>
-      <a:spPr/>
-      <a:bodyPr/>
-      <a:lstStyle/>
-      <a:style>
-        <a:lnRef idx="2">
-          <a:schemeClr val="accent1"/>
-        </a:lnRef>
-        <a:fillRef idx="0">
-          <a:schemeClr val="accent1"/>
-        </a:fillRef>
-        <a:effectRef idx="1">
-          <a:schemeClr val="accent1"/>
-        </a:effectRef>
-        <a:fontRef idx="minor">
-          <a:schemeClr val="tx1"/>
-        </a:fontRef>
-      </a:style>
-    </a:lnDef>
-  </a:objectDefaults>
+  <a:objectDefaults/>
   <a:extraClrSchemeLst/>
   <a:extLst>
     <a:ext uri="{05A4C25C-085E-4340-85A3-A5531E510DB2}">
-      <thm15:themeFamily xmlns:thm15="http://schemas.microsoft.com/office/thememl/2012/main" name="Office Theme" id="{2E142A2C-CD16-42D6-873A-C26D2A0506FA}" vid="{1BDDFF52-6CD6-40A5-AB3C-68EB2F1E4D0A}"/>
+      <thm15:themeFamily xmlns:thm15="http://schemas.microsoft.com/office/thememl/2012/main" name="Office Theme" id="{62F939B6-93AF-4DB8-9C6B-D6C7DFDC589F}" vid="{4A3C46E8-61CC-4603-A589-7422A47A8E4A}"/>
     </a:ext>
   </a:extLst>
 </a:theme>
+</file>
+
+<file path=customXml/item1.xml><?xml version="1.0" encoding="utf-8"?>
+<p:properties xmlns:p="http://schemas.microsoft.com/office/2006/metadata/properties" xmlns:xsi="http://www.w3.org/2001/XMLSchema-instance" xmlns:pc="http://schemas.microsoft.com/office/infopath/2007/PartnerControls">
+  <documentManagement>
+    <_activity xmlns="b4a6e636-d7c6-42ab-8cc3-c1332b257a02" xsi:nil="true"/>
+  </documentManagement>
+</p:properties>
+</file>
+
+<file path=customXml/item2.xml><?xml version="1.0" encoding="utf-8"?>
+<?mso-contentType ?>
+<FormTemplates xmlns="http://schemas.microsoft.com/sharepoint/v3/contenttype/forms">
+  <Display>DocumentLibraryForm</Display>
+  <Edit>DocumentLibraryForm</Edit>
+  <New>DocumentLibraryForm</New>
+</FormTemplates>
+</file>
+
+<file path=customXml/item3.xml><?xml version="1.0" encoding="utf-8"?>
+<ct:contentTypeSchema xmlns:ct="http://schemas.microsoft.com/office/2006/metadata/contentType" xmlns:ma="http://schemas.microsoft.com/office/2006/metadata/properties/metaAttributes" ct:_="" ma:_="" ma:contentTypeName="文件" ma:contentTypeID="0x01010097C4D5AA5A4AC44C86111001CB7674EA" ma:contentTypeVersion="9" ma:contentTypeDescription="建立新的文件。" ma:contentTypeScope="" ma:versionID="b9103314e6a10f0f0bbcc2f9f57494a1">
+  <xsd:schema xmlns:xsd="http://www.w3.org/2001/XMLSchema" xmlns:xs="http://www.w3.org/2001/XMLSchema" xmlns:p="http://schemas.microsoft.com/office/2006/metadata/properties" xmlns:ns3="b4a6e636-d7c6-42ab-8cc3-c1332b257a02" xmlns:ns4="8ea11929-9389-4671-93df-f062c358576f" targetNamespace="http://schemas.microsoft.com/office/2006/metadata/properties" ma:root="true" ma:fieldsID="92037d718bd23ecbd89e95f7bb158b53" ns3:_="" ns4:_="">
+    <xsd:import namespace="b4a6e636-d7c6-42ab-8cc3-c1332b257a02"/>
+    <xsd:import namespace="8ea11929-9389-4671-93df-f062c358576f"/>
+    <xsd:element name="properties">
+      <xsd:complexType>
+        <xsd:sequence>
+          <xsd:element name="documentManagement">
+            <xsd:complexType>
+              <xsd:all>
+                <xsd:element ref="ns3:MediaServiceMetadata" minOccurs="0"/>
+                <xsd:element ref="ns3:MediaServiceFastMetadata" minOccurs="0"/>
+                <xsd:element ref="ns3:MediaServiceObjectDetectorVersions" minOccurs="0"/>
+                <xsd:element ref="ns3:_activity" minOccurs="0"/>
+                <xsd:element ref="ns4:SharedWithUsers" minOccurs="0"/>
+                <xsd:element ref="ns4:SharedWithDetails" minOccurs="0"/>
+                <xsd:element ref="ns4:SharingHintHash" minOccurs="0"/>
+                <xsd:element ref="ns3:MediaServiceSearchProperties" minOccurs="0"/>
+                <xsd:element ref="ns3:MediaServiceDateTaken" minOccurs="0"/>
+              </xsd:all>
+            </xsd:complexType>
+          </xsd:element>
+        </xsd:sequence>
+      </xsd:complexType>
+    </xsd:element>
+  </xsd:schema>
+  <xsd:schema xmlns:xsd="http://www.w3.org/2001/XMLSchema" xmlns:xs="http://www.w3.org/2001/XMLSchema" xmlns:dms="http://schemas.microsoft.com/office/2006/documentManagement/types" xmlns:pc="http://schemas.microsoft.com/office/infopath/2007/PartnerControls" targetNamespace="b4a6e636-d7c6-42ab-8cc3-c1332b257a02" elementFormDefault="qualified">
+    <xsd:import namespace="http://schemas.microsoft.com/office/2006/documentManagement/types"/>
+    <xsd:import namespace="http://schemas.microsoft.com/office/infopath/2007/PartnerControls"/>
+    <xsd:element name="MediaServiceMetadata" ma:index="8" nillable="true" ma:displayName="MediaServiceMetadata" ma:hidden="true" ma:internalName="MediaServiceMetadata" ma:readOnly="true">
+      <xsd:simpleType>
+        <xsd:restriction base="dms:Note"/>
+      </xsd:simpleType>
+    </xsd:element>
+    <xsd:element name="MediaServiceFastMetadata" ma:index="9" nillable="true" ma:displayName="MediaServiceFastMetadata" ma:hidden="true" ma:internalName="MediaServiceFastMetadata" ma:readOnly="true">
+      <xsd:simpleType>
+        <xsd:restriction base="dms:Note"/>
+      </xsd:simpleType>
+    </xsd:element>
+    <xsd:element name="MediaServiceObjectDetectorVersions" ma:index="10" nillable="true" ma:displayName="MediaServiceObjectDetectorVersions" ma:hidden="true" ma:indexed="true" ma:internalName="MediaServiceObjectDetectorVersions" ma:readOnly="true">
+      <xsd:simpleType>
+        <xsd:restriction base="dms:Text"/>
+      </xsd:simpleType>
+    </xsd:element>
+    <xsd:element name="_activity" ma:index="11" nillable="true" ma:displayName="_activity" ma:hidden="true" ma:internalName="_activity">
+      <xsd:simpleType>
+        <xsd:restriction base="dms:Note"/>
+      </xsd:simpleType>
+    </xsd:element>
+    <xsd:element name="MediaServiceSearchProperties" ma:index="15" nillable="true" ma:displayName="MediaServiceSearchProperties" ma:hidden="true" ma:internalName="MediaServiceSearchProperties" ma:readOnly="true">
+      <xsd:simpleType>
+        <xsd:restriction base="dms:Note"/>
+      </xsd:simpleType>
+    </xsd:element>
+    <xsd:element name="MediaServiceDateTaken" ma:index="16" nillable="true" ma:displayName="MediaServiceDateTaken" ma:hidden="true" ma:indexed="true" ma:internalName="MediaServiceDateTaken" ma:readOnly="true">
+      <xsd:simpleType>
+        <xsd:restriction base="dms:Text"/>
+      </xsd:simpleType>
+    </xsd:element>
+  </xsd:schema>
+  <xsd:schema xmlns:xsd="http://www.w3.org/2001/XMLSchema" xmlns:xs="http://www.w3.org/2001/XMLSchema" xmlns:dms="http://schemas.microsoft.com/office/2006/documentManagement/types" xmlns:pc="http://schemas.microsoft.com/office/infopath/2007/PartnerControls" targetNamespace="8ea11929-9389-4671-93df-f062c358576f" elementFormDefault="qualified">
+    <xsd:import namespace="http://schemas.microsoft.com/office/2006/documentManagement/types"/>
+    <xsd:import namespace="http://schemas.microsoft.com/office/infopath/2007/PartnerControls"/>
+    <xsd:element name="SharedWithUsers" ma:index="12" nillable="true" ma:displayName="共用對象:" ma:internalName="SharedWithUsers" ma:readOnly="true">
+      <xsd:complexType>
+        <xsd:complexContent>
+          <xsd:extension base="dms:UserMulti">
+            <xsd:sequence>
+              <xsd:element name="UserInfo" minOccurs="0" maxOccurs="unbounded">
+                <xsd:complexType>
+                  <xsd:sequence>
+                    <xsd:element name="DisplayName" type="xsd:string" minOccurs="0"/>
+                    <xsd:element name="AccountId" type="dms:UserId" minOccurs="0" nillable="true"/>
+                    <xsd:element name="AccountType" type="xsd:string" minOccurs="0"/>
+                  </xsd:sequence>
+                </xsd:complexType>
+              </xsd:element>
+            </xsd:sequence>
+          </xsd:extension>
+        </xsd:complexContent>
+      </xsd:complexType>
+    </xsd:element>
+    <xsd:element name="SharedWithDetails" ma:index="13" nillable="true" ma:displayName="共用詳細資料" ma:internalName="SharedWithDetails" ma:readOnly="true">
+      <xsd:simpleType>
+        <xsd:restriction base="dms:Note">
+          <xsd:maxLength value="255"/>
+        </xsd:restriction>
+      </xsd:simpleType>
+    </xsd:element>
+    <xsd:element name="SharingHintHash" ma:index="14" nillable="true" ma:displayName="共用提示雜湊" ma:hidden="true" ma:internalName="SharingHintHash" ma:readOnly="true">
+      <xsd:simpleType>
+        <xsd:restriction base="dms:Text"/>
+      </xsd:simpleType>
+    </xsd:element>
+  </xsd:schema>
+  <xsd:schema xmlns="http://schemas.openxmlformats.org/package/2006/metadata/core-properties" xmlns:xsd="http://www.w3.org/2001/XMLSchema" xmlns:xsi="http://www.w3.org/2001/XMLSchema-instance" xmlns:dc="http://purl.org/dc/elements/1.1/" xmlns:dcterms="http://purl.org/dc/terms/" xmlns:odoc="http://schemas.microsoft.com/internal/obd" targetNamespace="http://schemas.openxmlformats.org/package/2006/metadata/core-properties" elementFormDefault="qualified" attributeFormDefault="unqualified" blockDefault="#all">
+    <xsd:import namespace="http://purl.org/dc/elements/1.1/" schemaLocation="http://dublincore.org/schemas/xmls/qdc/2003/04/02/dc.xsd"/>
+    <xsd:import namespace="http://purl.org/dc/terms/" schemaLocation="http://dublincore.org/schemas/xmls/qdc/2003/04/02/dcterms.xsd"/>
+    <xsd:element name="coreProperties" type="CT_coreProperties"/>
+    <xsd:complexType name="CT_coreProperties">
+      <xsd:all>
+        <xsd:element ref="dc:creator" minOccurs="0" maxOccurs="1"/>
+        <xsd:element ref="dcterms:created" minOccurs="0" maxOccurs="1"/>
+        <xsd:element ref="dc:identifier" minOccurs="0" maxOccurs="1"/>
+        <xsd:element name="contentType" minOccurs="0" maxOccurs="1" type="xsd:string" ma:index="0" ma:displayName="內容類型"/>
+        <xsd:element ref="dc:title" minOccurs="0" maxOccurs="1" ma:index="4" ma:displayName="標題"/>
+        <xsd:element ref="dc:subject" minOccurs="0" maxOccurs="1"/>
+        <xsd:element ref="dc:description" minOccurs="0" maxOccurs="1"/>
+        <xsd:element name="keywords" minOccurs="0" maxOccurs="1" type="xsd:string"/>
+        <xsd:element ref="dc:language" minOccurs="0" maxOccurs="1"/>
+        <xsd:element name="category" minOccurs="0" maxOccurs="1" type="xsd:string"/>
+        <xsd:element name="version" minOccurs="0" maxOccurs="1" type="xsd:string"/>
+        <xsd:element name="revision" minOccurs="0" maxOccurs="1" type="xsd:string">
+          <xsd:annotation>
+            <xsd:documentation>
+                        This value indicates the number of saves or revisions. The application is responsible for updating this value after each revision.
+                    </xsd:documentation>
+          </xsd:annotation>
+        </xsd:element>
+        <xsd:element name="lastModifiedBy" minOccurs="0" maxOccurs="1" type="xsd:string"/>
+        <xsd:element ref="dcterms:modified" minOccurs="0" maxOccurs="1"/>
+        <xsd:element name="contentStatus" minOccurs="0" maxOccurs="1" type="xsd:string"/>
+      </xsd:all>
+    </xsd:complexType>
+  </xsd:schema>
+  <xs:schema xmlns:pc="http://schemas.microsoft.com/office/infopath/2007/PartnerControls" xmlns:xs="http://www.w3.org/2001/XMLSchema" targetNamespace="http://schemas.microsoft.com/office/infopath/2007/PartnerControls" elementFormDefault="qualified" attributeFormDefault="unqualified">
+    <xs:element name="Person">
+      <xs:complexType>
+        <xs:sequence>
+          <xs:element ref="pc:DisplayName" minOccurs="0"/>
+          <xs:element ref="pc:AccountId" minOccurs="0"/>
+          <xs:element ref="pc:AccountType" minOccurs="0"/>
+        </xs:sequence>
+      </xs:complexType>
+    </xs:element>
+    <xs:element name="DisplayName" type="xs:string"/>
+    <xs:element name="AccountId" type="xs:string"/>
+    <xs:element name="AccountType" type="xs:string"/>
+    <xs:element name="BDCAssociatedEntity">
+      <xs:complexType>
+        <xs:sequence>
+          <xs:element ref="pc:BDCEntity" minOccurs="0" maxOccurs="unbounded"/>
+        </xs:sequence>
+        <xs:attribute ref="pc:EntityNamespace"/>
+        <xs:attribute ref="pc:EntityName"/>
+        <xs:attribute ref="pc:SystemInstanceName"/>
+        <xs:attribute ref="pc:AssociationName"/>
+      </xs:complexType>
+    </xs:element>
+    <xs:attribute name="EntityNamespace" type="xs:string"/>
+    <xs:attribute name="EntityName" type="xs:string"/>
+    <xs:attribute name="SystemInstanceName" type="xs:string"/>
+    <xs:attribute name="AssociationName" type="xs:string"/>
+    <xs:element name="BDCEntity">
+      <xs:complexType>
+        <xs:sequence>
+          <xs:element ref="pc:EntityDisplayName" minOccurs="0"/>
+          <xs:element ref="pc:EntityInstanceReference" minOccurs="0"/>
+          <xs:element ref="pc:EntityId1" minOccurs="0"/>
+          <xs:element ref="pc:EntityId2" minOccurs="0"/>
+          <xs:element ref="pc:EntityId3" minOccurs="0"/>
+          <xs:element ref="pc:EntityId4" minOccurs="0"/>
+          <xs:element ref="pc:EntityId5" minOccurs="0"/>
+        </xs:sequence>
+      </xs:complexType>
+    </xs:element>
+    <xs:element name="EntityDisplayName" type="xs:string"/>
+    <xs:element name="EntityInstanceReference" type="xs:string"/>
+    <xs:element name="EntityId1" type="xs:string"/>
+    <xs:element name="EntityId2" type="xs:string"/>
+    <xs:element name="EntityId3" type="xs:string"/>
+    <xs:element name="EntityId4" type="xs:string"/>
+    <xs:element name="EntityId5" type="xs:string"/>
+    <xs:element name="Terms">
+      <xs:complexType>
+        <xs:sequence>
+          <xs:element ref="pc:TermInfo" minOccurs="0" maxOccurs="unbounded"/>
+        </xs:sequence>
+      </xs:complexType>
+    </xs:element>
+    <xs:element name="TermInfo">
+      <xs:complexType>
+        <xs:sequence>
+          <xs:element ref="pc:TermName" minOccurs="0"/>
+          <xs:element ref="pc:TermId" minOccurs="0"/>
+        </xs:sequence>
+      </xs:complexType>
+    </xs:element>
+    <xs:element name="TermName" type="xs:string"/>
+    <xs:element name="TermId" type="xs:string"/>
+  </xs:schema>
+</ct:contentTypeSchema>
+</file>
+
+<file path=customXml/itemProps1.xml><?xml version="1.0" encoding="utf-8"?>
+<ds:datastoreItem xmlns:ds="http://schemas.openxmlformats.org/officeDocument/2006/customXml" ds:itemID="{14518442-906F-4990-86F7-6BF585C18C9A}">
+  <ds:schemaRefs>
+    <ds:schemaRef ds:uri="http://schemas.microsoft.com/office/2006/metadata/properties"/>
+    <ds:schemaRef ds:uri="http://schemas.microsoft.com/office/infopath/2007/PartnerControls"/>
+    <ds:schemaRef ds:uri="b4a6e636-d7c6-42ab-8cc3-c1332b257a02"/>
+  </ds:schemaRefs>
+</ds:datastoreItem>
+</file>
+
+<file path=customXml/itemProps2.xml><?xml version="1.0" encoding="utf-8"?>
+<ds:datastoreItem xmlns:ds="http://schemas.openxmlformats.org/officeDocument/2006/customXml" ds:itemID="{B42BC18D-A172-4BF5-A181-30D8DB56E9E2}">
+  <ds:schemaRefs>
+    <ds:schemaRef ds:uri="http://schemas.microsoft.com/sharepoint/v3/contenttype/forms"/>
+  </ds:schemaRefs>
+</ds:datastoreItem>
+</file>
+
+<file path=customXml/itemProps3.xml><?xml version="1.0" encoding="utf-8"?>
+<ds:datastoreItem xmlns:ds="http://schemas.openxmlformats.org/officeDocument/2006/customXml" ds:itemID="{124642E4-984F-4558-96F2-8A1CB12B7D35}">
+  <ds:schemaRefs>
+    <ds:schemaRef ds:uri="http://schemas.microsoft.com/office/2006/metadata/contentType"/>
+    <ds:schemaRef ds:uri="http://schemas.microsoft.com/office/2006/metadata/properties/metaAttributes"/>
+    <ds:schemaRef ds:uri="http://www.w3.org/2001/XMLSchema"/>
+    <ds:schemaRef ds:uri="http://schemas.microsoft.com/office/2006/metadata/properties"/>
+    <ds:schemaRef ds:uri="b4a6e636-d7c6-42ab-8cc3-c1332b257a02"/>
+    <ds:schemaRef ds:uri="8ea11929-9389-4671-93df-f062c358576f"/>
+    <ds:schemaRef ds:uri="http://schemas.microsoft.com/office/2006/documentManagement/types"/>
+    <ds:schemaRef ds:uri="http://schemas.microsoft.com/office/infopath/2007/PartnerControls"/>
+    <ds:schemaRef ds:uri="http://schemas.openxmlformats.org/package/2006/metadata/core-properties"/>
+    <ds:schemaRef ds:uri="http://purl.org/dc/elements/1.1/"/>
+    <ds:schemaRef ds:uri="http://purl.org/dc/terms/"/>
+    <ds:schemaRef ds:uri="http://schemas.microsoft.com/internal/obd"/>
+  </ds:schemaRefs>
+</ds:datastoreItem>
 </file>